--- a/resources/dist/sheets/revolutionary-battles-1775-1776-student-sheet-en.docx
+++ b/resources/dist/sheets/revolutionary-battles-1775-1776-student-sheet-en.docx
@@ -76,7 +76,7 @@
         </w:rPr>
         <w:t xml:space="preserve">Open the map in MapMaker: </w:t>
       </w:r>
-      <w:hyperlink w:history="1" r:id="rIdh6orv2uqewmpbjuy6-oo2">
+      <w:hyperlink w:history="1" r:id="rIdb3dwhoyscmjq8n2exkrh4">
         <w:r>
           <w:rPr>
             <w:i/>

--- a/resources/dist/sheets/revolutionary-battles-1775-1776-student-sheet-en.docx
+++ b/resources/dist/sheets/revolutionary-battles-1775-1776-student-sheet-en.docx
@@ -76,7 +76,7 @@
         </w:rPr>
         <w:t xml:space="preserve">Open the map in MapMaker: </w:t>
       </w:r>
-      <w:hyperlink w:history="1" r:id="rIdb3dwhoyscmjq8n2exkrh4">
+      <w:hyperlink w:history="1" r:id="rIdahdsk4kotaqhryp9k6nnt">
         <w:r>
           <w:rPr>
             <w:i/>

--- a/resources/dist/sheets/revolutionary-battles-1775-1776-student-sheet-en.docx
+++ b/resources/dist/sheets/revolutionary-battles-1775-1776-student-sheet-en.docx
@@ -76,7 +76,7 @@
         </w:rPr>
         <w:t xml:space="preserve">Open the map in MapMaker: </w:t>
       </w:r>
-      <w:hyperlink w:history="1" r:id="rIdahdsk4kotaqhryp9k6nnt">
+      <w:hyperlink w:history="1" r:id="rIdw48se710ghv_pikpoarrf">
         <w:r>
           <w:rPr>
             <w:i/>

--- a/resources/dist/sheets/revolutionary-battles-1775-1776-student-sheet-en.docx
+++ b/resources/dist/sheets/revolutionary-battles-1775-1776-student-sheet-en.docx
@@ -76,7 +76,7 @@
         </w:rPr>
         <w:t xml:space="preserve">Open the map in MapMaker: </w:t>
       </w:r>
-      <w:hyperlink w:history="1" r:id="rIdw48se710ghv_pikpoarrf">
+      <w:hyperlink w:history="1" r:id="rIdv2wvogir4kvofelslz7w3">
         <w:r>
           <w:rPr>
             <w:i/>

--- a/resources/dist/sheets/revolutionary-battles-1775-1776-student-sheet-en.docx
+++ b/resources/dist/sheets/revolutionary-battles-1775-1776-student-sheet-en.docx
@@ -76,7 +76,7 @@
         </w:rPr>
         <w:t xml:space="preserve">Open the map in MapMaker: </w:t>
       </w:r>
-      <w:hyperlink w:history="1" r:id="rIdv2wvogir4kvofelslz7w3">
+      <w:hyperlink w:history="1" r:id="rIddns6dptbwc6aqixm3xmen">
         <w:r>
           <w:rPr>
             <w:i/>

--- a/resources/dist/sheets/revolutionary-battles-1775-1776-student-sheet-en.docx
+++ b/resources/dist/sheets/revolutionary-battles-1775-1776-student-sheet-en.docx
@@ -76,7 +76,7 @@
         </w:rPr>
         <w:t xml:space="preserve">Open the map in MapMaker: </w:t>
       </w:r>
-      <w:hyperlink w:history="1" r:id="rIddns6dptbwc6aqixm3xmen">
+      <w:hyperlink w:history="1" r:id="rId3f71c8hwgrbflzu2ji46a">
         <w:r>
           <w:rPr>
             <w:i/>

--- a/resources/dist/sheets/revolutionary-battles-1775-1776-student-sheet-en.docx
+++ b/resources/dist/sheets/revolutionary-battles-1775-1776-student-sheet-en.docx
@@ -76,7 +76,7 @@
         </w:rPr>
         <w:t xml:space="preserve">Open the map in MapMaker: </w:t>
       </w:r>
-      <w:hyperlink w:history="1" r:id="rId3f71c8hwgrbflzu2ji46a">
+      <w:hyperlink w:history="1" r:id="rIdgwcrl4lu0spbj874uwxkr">
         <w:r>
           <w:rPr>
             <w:i/>

--- a/resources/dist/sheets/revolutionary-battles-1775-1776-student-sheet-en.docx
+++ b/resources/dist/sheets/revolutionary-battles-1775-1776-student-sheet-en.docx
@@ -76,7 +76,7 @@
         </w:rPr>
         <w:t xml:space="preserve">Open the map in MapMaker: </w:t>
       </w:r>
-      <w:hyperlink w:history="1" r:id="rIdgwcrl4lu0spbj874uwxkr">
+      <w:hyperlink w:history="1" r:id="rId26vzd7t21yhv0k6hquoqs">
         <w:r>
           <w:rPr>
             <w:i/>

--- a/resources/dist/sheets/revolutionary-battles-1775-1776-student-sheet-en.docx
+++ b/resources/dist/sheets/revolutionary-battles-1775-1776-student-sheet-en.docx
@@ -76,7 +76,7 @@
         </w:rPr>
         <w:t xml:space="preserve">Open the map in MapMaker: </w:t>
       </w:r>
-      <w:hyperlink w:history="1" r:id="rId26vzd7t21yhv0k6hquoqs">
+      <w:hyperlink w:history="1" r:id="rIdum12pnjbvf3kwiz4szv4k">
         <w:r>
           <w:rPr>
             <w:i/>

--- a/resources/dist/sheets/revolutionary-battles-1775-1776-student-sheet-en.docx
+++ b/resources/dist/sheets/revolutionary-battles-1775-1776-student-sheet-en.docx
@@ -76,7 +76,7 @@
         </w:rPr>
         <w:t xml:space="preserve">Open the map in MapMaker: </w:t>
       </w:r>
-      <w:hyperlink w:history="1" r:id="rIdum12pnjbvf3kwiz4szv4k">
+      <w:hyperlink w:history="1" r:id="rIdasiqcgcrzyb1trwimutq2">
         <w:r>
           <w:rPr>
             <w:i/>

--- a/resources/dist/sheets/revolutionary-battles-1775-1776-student-sheet-en.docx
+++ b/resources/dist/sheets/revolutionary-battles-1775-1776-student-sheet-en.docx
@@ -29,7 +29,7 @@
         <w:tabs>
           <w:tab w:val="left" w:pos="5200"/>
         </w:tabs>
-        <w:spacing w:after="200" w:before="200"/>
+        <w:spacing w:after="120" w:before="120"/>
       </w:pPr>
       <w:r>
         <w:rPr>
@@ -76,7 +76,7 @@
         </w:rPr>
         <w:t xml:space="preserve">Open the map in MapMaker: </w:t>
       </w:r>
-      <w:hyperlink w:history="1" r:id="rIdasiqcgcrzyb1trwimutq2">
+      <w:hyperlink w:history="1" r:id="rId143vebbdnsdleqi6w0k_g">
         <w:r>
           <w:rPr>
             <w:i/>
@@ -91,7 +91,83 @@
     </w:p>
     <w:p>
       <w:pPr>
+        <w:pStyle w:val="Heading2"/>
+      </w:pPr>
+      <w:r>
+        <w:rPr>
+          <w:lang w:val="en-US"/>
+        </w:rPr>
+        <w:t xml:space="preserve">Before you start</w:t>
+      </w:r>
+    </w:p>
+    <w:p>
+      <w:pPr>
+        <w:spacing w:after="80"/>
+      </w:pPr>
+      <w:r>
+        <w:rPr>
+          <w:lang w:val="en-US"/>
+        </w:rPr>
+        <w:t xml:space="preserve">British soldiers marched out of Boston to seize weapons that colonists had stored at Concord. The fighting that followed started the American Revolution. For the next two years, the British army and navy and the new Continental Army, led by George Washington, fought over the colonies' cities, rivers and harbors.</w:t>
+      </w:r>
+    </w:p>
+    <w:p>
+      <w:pPr>
+        <w:pStyle w:val="Heading2"/>
+      </w:pPr>
+      <w:r>
+        <w:rPr>
+          <w:lang w:val="en-US"/>
+        </w:rPr>
+        <w:t xml:space="preserve">Reading the map</w:t>
+      </w:r>
+    </w:p>
+    <w:p>
+      <w:pPr>
+        <w:spacing w:after="80"/>
+      </w:pPr>
+      <w:r>
+        <w:rPr>
+          <w:lang w:val="en-US"/>
+        </w:rPr>
+        <w:t xml:space="preserve">Diamonds mark battles: blue for an American victory, red for a British victory. Each diamond is placed at the battle's usual location, but the fighting covered a wider area: gray shaded areas show the battlefield, and areas with diagonal stripes show the core, where the fighting was heaviest. Zoom in to see white numbered circles: five turning points, numbered in the order they happened.</w:t>
+      </w:r>
+    </w:p>
+    <w:p>
+      <w:pPr>
+        <w:shd w:fill="F3F3F3" w:val="clear"/>
+        <w:spacing w:after="120" w:before="60"/>
+      </w:pPr>
+      <w:r>
+        <w:rPr>
+          <w:b/>
+          <w:bCs/>
+          <w:lang w:val="en-US"/>
+        </w:rPr>
+        <w:t xml:space="preserve">Tip: </w:t>
+      </w:r>
+      <w:r>
+        <w:rPr>
+          <w:lang w:val="en-US"/>
+        </w:rPr>
+        <w:t xml:space="preserve">If a pop-up says 1 of 2 (or more), more than one thing is at that spot. Use the arrows in the pop-up to see each one.</w:t>
+      </w:r>
+    </w:p>
+    <w:p>
+      <w:pPr>
+        <w:pStyle w:val="Heading2"/>
+      </w:pPr>
+      <w:r>
+        <w:rPr>
+          <w:lang w:val="en-US"/>
+        </w:rPr>
+        <w:t xml:space="preserve">Questions</w:t>
+      </w:r>
+    </w:p>
+    <w:p>
+      <w:pPr>
         <w:pStyle w:val="ListParagraph"/>
+        <w:keepNext/>
         <w:numPr>
           <w:ilvl w:val="0"/>
           <w:numId w:val="2"/>
@@ -110,11 +186,12 @@
         <w:rPr>
           <w:lang w:val="en-US"/>
         </w:rPr>
-        <w:t xml:space="preserve">Open the Massachusetts bookmark. Click Lexington and Concord. When was it fought? Use the legend to find out who won.</w:t>
-      </w:r>
-    </w:p>
-    <w:p>
-      <w:pPr>
+        <w:t xml:space="preserve">Open the Massachusetts bookmark. Click the diamond at Lexington and Concord. When was it fought? Use the legend to find out who won.</w:t>
+      </w:r>
+    </w:p>
+    <w:p>
+      <w:pPr>
+        <w:keepNext/>
         <w:spacing w:before="120"/>
         <w:ind w:left="360"/>
       </w:pPr>
@@ -127,24 +204,41 @@
     </w:p>
     <w:p>
       <w:pPr>
-        <w:pBdr>
-          <w:bottom w:val="single" w:color="8A949F" w:sz="4" w:space="1"/>
-        </w:pBdr>
-        <w:spacing w:before="170"/>
-      </w:pPr>
-      <w:r>
-        <w:rPr>
-          <w:lang w:val="en-US"/>
-        </w:rPr>
-        <w:t xml:space="preserve"/>
-      </w:r>
-    </w:p>
-    <w:p>
-      <w:pPr>
+        <w:keepNext/>
+        <w:pBdr>
+          <w:bottom w:val="single" w:color="8A949F" w:sz="4" w:space="1"/>
+        </w:pBdr>
+        <w:spacing w:before="150"/>
+      </w:pPr>
+      <w:r>
+        <w:rPr>
+          <w:lang w:val="en-US"/>
+        </w:rPr>
+        <w:t xml:space="preserve"/>
+      </w:r>
+    </w:p>
+    <w:p>
+      <w:pPr>
+        <w:keepNext/>
         <w:pBdr>
           <w:bottom w:val="single" w:color="8A949E" w:sz="4" w:space="1"/>
         </w:pBdr>
-        <w:spacing w:before="170"/>
+        <w:spacing w:before="150"/>
+      </w:pPr>
+      <w:r>
+        <w:rPr>
+          <w:lang w:val="en-US"/>
+        </w:rPr>
+        <w:t xml:space="preserve"/>
+      </w:r>
+    </w:p>
+    <w:p>
+      <w:pPr>
+        <w:keepNext w:val="false"/>
+        <w:pBdr>
+          <w:bottom w:val="single" w:color="8A949F" w:sz="4" w:space="1"/>
+        </w:pBdr>
+        <w:spacing w:before="150"/>
       </w:pPr>
       <w:r>
         <w:rPr>
@@ -156,6 +250,7 @@
     <w:p>
       <w:pPr>
         <w:pStyle w:val="ListParagraph"/>
+        <w:keepNext/>
         <w:numPr>
           <w:ilvl w:val="0"/>
           <w:numId w:val="2"/>
@@ -174,29 +269,76 @@
         <w:rPr>
           <w:lang w:val="en-US"/>
         </w:rPr>
-        <w:t xml:space="preserve">Click the battles and sort them by year. Which colonies had battles in 1775? Which in 1776? What changed?</w:t>
-      </w:r>
-    </w:p>
-    <w:p>
-      <w:pPr>
-        <w:pBdr>
-          <w:bottom w:val="single" w:color="8A949F" w:sz="4" w:space="1"/>
-        </w:pBdr>
-        <w:spacing w:before="170"/>
-      </w:pPr>
-      <w:r>
-        <w:rPr>
-          <w:lang w:val="en-US"/>
-        </w:rPr>
-        <w:t xml:space="preserve"/>
-      </w:r>
-    </w:p>
-    <w:p>
-      <w:pPr>
+        <w:t xml:space="preserve">Zoom out until you can see every diamond, from Quebec to South Carolina. Click each one and write its name under the year it was fought. Which colonies had battles in 1775? Which in 1776? What changed?</w:t>
+      </w:r>
+    </w:p>
+    <w:p>
+      <w:pPr>
+        <w:keepNext/>
+        <w:pBdr>
+          <w:bottom w:val="single" w:color="8A949F" w:sz="4" w:space="1"/>
+        </w:pBdr>
+        <w:spacing w:before="150"/>
+      </w:pPr>
+      <w:r>
+        <w:rPr>
+          <w:lang w:val="en-US"/>
+        </w:rPr>
+        <w:t xml:space="preserve"/>
+      </w:r>
+    </w:p>
+    <w:p>
+      <w:pPr>
+        <w:keepNext/>
         <w:pBdr>
           <w:bottom w:val="single" w:color="8A949E" w:sz="4" w:space="1"/>
         </w:pBdr>
-        <w:spacing w:before="170"/>
+        <w:spacing w:before="150"/>
+      </w:pPr>
+      <w:r>
+        <w:rPr>
+          <w:lang w:val="en-US"/>
+        </w:rPr>
+        <w:t xml:space="preserve"/>
+      </w:r>
+    </w:p>
+    <w:p>
+      <w:pPr>
+        <w:keepNext/>
+        <w:pBdr>
+          <w:bottom w:val="single" w:color="8A949F" w:sz="4" w:space="1"/>
+        </w:pBdr>
+        <w:spacing w:before="150"/>
+      </w:pPr>
+      <w:r>
+        <w:rPr>
+          <w:lang w:val="en-US"/>
+        </w:rPr>
+        <w:t xml:space="preserve"/>
+      </w:r>
+    </w:p>
+    <w:p>
+      <w:pPr>
+        <w:keepNext/>
+        <w:pBdr>
+          <w:bottom w:val="single" w:color="8A949E" w:sz="4" w:space="1"/>
+        </w:pBdr>
+        <w:spacing w:before="150"/>
+      </w:pPr>
+      <w:r>
+        <w:rPr>
+          <w:lang w:val="en-US"/>
+        </w:rPr>
+        <w:t xml:space="preserve"/>
+      </w:r>
+    </w:p>
+    <w:p>
+      <w:pPr>
+        <w:keepNext w:val="false"/>
+        <w:pBdr>
+          <w:bottom w:val="single" w:color="8A949F" w:sz="4" w:space="1"/>
+        </w:pBdr>
+        <w:spacing w:before="150"/>
       </w:pPr>
       <w:r>
         <w:rPr>
@@ -208,6 +350,7 @@
     <w:p>
       <w:pPr>
         <w:pStyle w:val="ListParagraph"/>
+        <w:keepNext/>
         <w:numPr>
           <w:ilvl w:val="0"/>
           <w:numId w:val="2"/>
@@ -226,29 +369,46 @@
         <w:rPr>
           <w:lang w:val="en-US"/>
         </w:rPr>
-        <w:t xml:space="preserve">Turn on Key Port Cities and zoom to New York. Compare its harbor and rivers with Boston's. What could a navy do from New York?</w:t>
-      </w:r>
-    </w:p>
-    <w:p>
-      <w:pPr>
-        <w:pBdr>
-          <w:bottom w:val="single" w:color="8A949F" w:sz="4" w:space="1"/>
-        </w:pBdr>
-        <w:spacing w:before="170"/>
-      </w:pPr>
-      <w:r>
-        <w:rPr>
-          <w:lang w:val="en-US"/>
-        </w:rPr>
-        <w:t xml:space="preserve"/>
-      </w:r>
-    </w:p>
-    <w:p>
-      <w:pPr>
+        <w:t xml:space="preserve">In Map layers, turn on Key Port Cities in the American Revolution 1775-1781 (it's inside Revolutionary War Battlefields). Zoom in on New York City. Compare its harbor and rivers with Boston's. What could a navy do from New York?</w:t>
+      </w:r>
+    </w:p>
+    <w:p>
+      <w:pPr>
+        <w:keepNext/>
+        <w:pBdr>
+          <w:bottom w:val="single" w:color="8A949F" w:sz="4" w:space="1"/>
+        </w:pBdr>
+        <w:spacing w:before="150"/>
+      </w:pPr>
+      <w:r>
+        <w:rPr>
+          <w:lang w:val="en-US"/>
+        </w:rPr>
+        <w:t xml:space="preserve"/>
+      </w:r>
+    </w:p>
+    <w:p>
+      <w:pPr>
+        <w:keepNext/>
         <w:pBdr>
           <w:bottom w:val="single" w:color="8A949E" w:sz="4" w:space="1"/>
         </w:pBdr>
-        <w:spacing w:before="170"/>
+        <w:spacing w:before="150"/>
+      </w:pPr>
+      <w:r>
+        <w:rPr>
+          <w:lang w:val="en-US"/>
+        </w:rPr>
+        <w:t xml:space="preserve"/>
+      </w:r>
+    </w:p>
+    <w:p>
+      <w:pPr>
+        <w:keepNext w:val="false"/>
+        <w:pBdr>
+          <w:bottom w:val="single" w:color="8A949F" w:sz="4" w:space="1"/>
+        </w:pBdr>
+        <w:spacing w:before="150"/>
       </w:pPr>
       <w:r>
         <w:rPr>
@@ -260,6 +420,7 @@
     <w:p>
       <w:pPr>
         <w:pStyle w:val="ListParagraph"/>
+        <w:keepNext/>
         <w:numPr>
           <w:ilvl w:val="0"/>
           <w:numId w:val="2"/>
@@ -278,11 +439,12 @@
         <w:rPr>
           <w:lang w:val="en-US"/>
         </w:rPr>
-        <w:t xml:space="preserve">Find Fort Washington, Fort Lee and Trenton. Who won each?</w:t>
-      </w:r>
-    </w:p>
-    <w:p>
-      <w:pPr>
+        <w:t xml:space="preserve">Zoom in on New York City until the numbered circles appear, then follow circles 4 and 5. Click the diamonds for Fort Washington, Fort Lee and Trenton. Who won each?</w:t>
+      </w:r>
+    </w:p>
+    <w:p>
+      <w:pPr>
+        <w:keepNext/>
         <w:spacing w:before="120"/>
         <w:ind w:left="360"/>
       </w:pPr>
@@ -295,34 +457,52 @@
     </w:p>
     <w:p>
       <w:pPr>
-        <w:pBdr>
-          <w:bottom w:val="single" w:color="8A949F" w:sz="4" w:space="1"/>
-        </w:pBdr>
-        <w:spacing w:before="170"/>
-      </w:pPr>
-      <w:r>
-        <w:rPr>
-          <w:lang w:val="en-US"/>
-        </w:rPr>
-        <w:t xml:space="preserve"/>
-      </w:r>
-    </w:p>
-    <w:p>
-      <w:pPr>
+        <w:keepNext/>
+        <w:pBdr>
+          <w:bottom w:val="single" w:color="8A949F" w:sz="4" w:space="1"/>
+        </w:pBdr>
+        <w:spacing w:before="150"/>
+      </w:pPr>
+      <w:r>
+        <w:rPr>
+          <w:lang w:val="en-US"/>
+        </w:rPr>
+        <w:t xml:space="preserve"/>
+      </w:r>
+    </w:p>
+    <w:p>
+      <w:pPr>
+        <w:keepNext/>
         <w:pBdr>
           <w:bottom w:val="single" w:color="8A949E" w:sz="4" w:space="1"/>
         </w:pBdr>
-        <w:spacing w:before="170"/>
-      </w:pPr>
-      <w:r>
-        <w:rPr>
-          <w:lang w:val="en-US"/>
-        </w:rPr>
-        <w:t xml:space="preserve"/>
-      </w:r>
-    </w:p>
-    <w:p>
-      <w:pPr>
+        <w:spacing w:before="150"/>
+      </w:pPr>
+      <w:r>
+        <w:rPr>
+          <w:lang w:val="en-US"/>
+        </w:rPr>
+        <w:t xml:space="preserve"/>
+      </w:r>
+    </w:p>
+    <w:p>
+      <w:pPr>
+        <w:keepNext w:val="false"/>
+        <w:pBdr>
+          <w:bottom w:val="single" w:color="8A949F" w:sz="4" w:space="1"/>
+        </w:pBdr>
+        <w:spacing w:before="150"/>
+      </w:pPr>
+      <w:r>
+        <w:rPr>
+          <w:lang w:val="en-US"/>
+        </w:rPr>
+        <w:t xml:space="preserve"/>
+      </w:r>
+    </w:p>
+    <w:p>
+      <w:pPr>
+        <w:keepNext/>
         <w:spacing w:before="320"/>
       </w:pPr>
       <w:r>
@@ -342,50 +522,162 @@
     </w:p>
     <w:p>
       <w:pPr>
-        <w:pBdr>
-          <w:bottom w:val="single" w:color="8A949F" w:sz="4" w:space="1"/>
-        </w:pBdr>
-        <w:spacing w:before="170"/>
-      </w:pPr>
-      <w:r>
-        <w:rPr>
-          <w:lang w:val="en-US"/>
-        </w:rPr>
-        <w:t xml:space="preserve"/>
-      </w:r>
-    </w:p>
-    <w:p>
-      <w:pPr>
+        <w:keepNext/>
+        <w:pBdr>
+          <w:bottom w:val="single" w:color="8A949F" w:sz="4" w:space="1"/>
+        </w:pBdr>
+        <w:spacing w:before="150"/>
+      </w:pPr>
+      <w:r>
+        <w:rPr>
+          <w:lang w:val="en-US"/>
+        </w:rPr>
+        <w:t xml:space="preserve"/>
+      </w:r>
+    </w:p>
+    <w:p>
+      <w:pPr>
+        <w:keepNext/>
         <w:pBdr>
           <w:bottom w:val="single" w:color="8A949E" w:sz="4" w:space="1"/>
         </w:pBdr>
-        <w:spacing w:before="170"/>
-      </w:pPr>
-      <w:r>
-        <w:rPr>
-          <w:lang w:val="en-US"/>
-        </w:rPr>
-        <w:t xml:space="preserve"/>
-      </w:r>
-    </w:p>
-    <w:p>
-      <w:pPr>
-        <w:pBdr>
-          <w:bottom w:val="single" w:color="8A949F" w:sz="4" w:space="1"/>
-        </w:pBdr>
-        <w:spacing w:before="170"/>
-      </w:pPr>
-      <w:r>
-        <w:rPr>
-          <w:lang w:val="en-US"/>
-        </w:rPr>
-        <w:t xml:space="preserve"/>
+        <w:spacing w:before="150"/>
+      </w:pPr>
+      <w:r>
+        <w:rPr>
+          <w:lang w:val="en-US"/>
+        </w:rPr>
+        <w:t xml:space="preserve"/>
+      </w:r>
+    </w:p>
+    <w:p>
+      <w:pPr>
+        <w:keepNext/>
+        <w:pBdr>
+          <w:bottom w:val="single" w:color="8A949F" w:sz="4" w:space="1"/>
+        </w:pBdr>
+        <w:spacing w:before="150"/>
+      </w:pPr>
+      <w:r>
+        <w:rPr>
+          <w:lang w:val="en-US"/>
+        </w:rPr>
+        <w:t xml:space="preserve"/>
+      </w:r>
+    </w:p>
+    <w:p>
+      <w:pPr>
+        <w:keepNext/>
+        <w:pBdr>
+          <w:bottom w:val="single" w:color="8A949E" w:sz="4" w:space="1"/>
+        </w:pBdr>
+        <w:spacing w:before="150"/>
+      </w:pPr>
+      <w:r>
+        <w:rPr>
+          <w:lang w:val="en-US"/>
+        </w:rPr>
+        <w:t xml:space="preserve"/>
+      </w:r>
+    </w:p>
+    <w:p>
+      <w:pPr>
+        <w:keepNext w:val="false"/>
+        <w:pBdr>
+          <w:bottom w:val="single" w:color="8A949F" w:sz="4" w:space="1"/>
+        </w:pBdr>
+        <w:spacing w:before="150"/>
+      </w:pPr>
+      <w:r>
+        <w:rPr>
+          <w:lang w:val="en-US"/>
+        </w:rPr>
+        <w:t xml:space="preserve"/>
+      </w:r>
+    </w:p>
+    <w:p>
+      <w:pPr>
+        <w:pStyle w:val="Heading2"/>
+      </w:pPr>
+      <w:r>
+        <w:rPr>
+          <w:lang w:val="en-US"/>
+        </w:rPr>
+        <w:t xml:space="preserve">Looking back</w:t>
+      </w:r>
+    </w:p>
+    <w:p>
+      <w:pPr>
+        <w:keepNext/>
+      </w:pPr>
+      <w:r>
+        <w:rPr>
+          <w:lang w:val="en-US"/>
+        </w:rPr>
+        <w:t xml:space="preserve">What did the map show you about 1775–1776 that you might not have noticed from reading alone?</w:t>
+      </w:r>
+    </w:p>
+    <w:p>
+      <w:pPr>
+        <w:keepNext/>
+        <w:pBdr>
+          <w:bottom w:val="single" w:color="8A949F" w:sz="4" w:space="1"/>
+        </w:pBdr>
+        <w:spacing w:before="150"/>
+      </w:pPr>
+      <w:r>
+        <w:rPr>
+          <w:lang w:val="en-US"/>
+        </w:rPr>
+        <w:t xml:space="preserve"/>
+      </w:r>
+    </w:p>
+    <w:p>
+      <w:pPr>
+        <w:keepNext/>
+        <w:pBdr>
+          <w:bottom w:val="single" w:color="8A949E" w:sz="4" w:space="1"/>
+        </w:pBdr>
+        <w:spacing w:before="150"/>
+      </w:pPr>
+      <w:r>
+        <w:rPr>
+          <w:lang w:val="en-US"/>
+        </w:rPr>
+        <w:t xml:space="preserve"/>
+      </w:r>
+    </w:p>
+    <w:p>
+      <w:pPr>
+        <w:keepNext w:val="false"/>
+        <w:pBdr>
+          <w:bottom w:val="single" w:color="8A949F" w:sz="4" w:space="1"/>
+        </w:pBdr>
+        <w:spacing w:before="150"/>
+      </w:pPr>
+      <w:r>
+        <w:rPr>
+          <w:lang w:val="en-US"/>
+        </w:rPr>
+        <w:t xml:space="preserve"/>
+      </w:r>
+    </w:p>
+    <w:p>
+      <w:pPr>
+        <w:pStyle w:val="Credits"/>
+        <w:spacing w:before="360"/>
+      </w:pPr>
+      <w:r>
+        <w:rPr>
+          <w:lang w:val="en-US"/>
+        </w:rPr>
+        <w:t xml:space="preserve">Map data: American Battlefield Trust; National Park Service, American Battlefield Protection Program; Chris Bunin and Peter Trentacoste (2026), from National Park Service, US Army Center of Military History and Library of Congress sources; National Geographic Society and Virginia Geographic Alliance, from the Historical Atlas of the United States (1988); Jay Feyerabend, master's thesis, James Madison University (2021).</w:t>
       </w:r>
     </w:p>
     <w:sectPr>
       <w:footerReference w:type="default" r:id="rId7"/>
       <w:pgSz w:w="12240" w:h="15840" w:orient="portrait"/>
-      <w:pgMar w:top="1080" w:right="1080" w:bottom="1080" w:left="1080" w:header="708" w:footer="500" w:gutter="0"/>
+      <w:pgMar w:top="900" w:right="1080" w:bottom="900" w:left="1080" w:header="708" w:footer="500" w:gutter="0"/>
       <w:pgNumType/>
       <w:docGrid w:linePitch="360"/>
     </w:sectPr>
@@ -444,7 +736,7 @@
       <w:rPr>
         <w:lang w:val="en-US"/>
       </w:rPr>
-      <w:t xml:space="preserve">1775–1776 Revolutionary Battles, version 0.2.1. Map data: American Battlefield Trust; National Park Service, American Battlefield Protection Program; Chris Bunin and Peter Trentacoste (2026), from National Park Service, US Army Center of Military History and Library of Congress sources; National Geographic Society and Virginia Geographic Alliance, from the Historical Atlas of the United States (1988); Jay Feyerabend, master's thesis, James Madison University (2021).</w:t>
+      <w:t xml:space="preserve">1775–1776 Revolutionary Battles, version 0.3.0.</w:t>
     </w:r>
   </w:p>
 </w:ftr>
@@ -805,6 +1097,25 @@
       <w:szCs w:val="36"/>
     </w:rPr>
   </w:style>
+  <w:style w:type="paragraph" w:styleId="Heading2">
+    <w:name w:val="Heading 2"/>
+    <w:basedOn w:val="Normal"/>
+    <w:next w:val="Normal"/>
+    <w:qFormat/>
+    <w:pPr>
+      <w:keepNext/>
+      <w:spacing w:after="40" w:before="180"/>
+      <w:outlineLvl w:val="1"/>
+    </w:pPr>
+    <w:rPr>
+      <w:rFonts w:ascii="Arial" w:cs="Arial" w:eastAsia="Arial" w:hAnsi="Arial"/>
+      <w:b/>
+      <w:bCs/>
+      <w:color w:val="1F1F1F"/>
+      <w:sz w:val="28"/>
+      <w:szCs w:val="28"/>
+    </w:rPr>
+  </w:style>
   <w:style w:type="paragraph" w:styleId="Subtle">
     <w:name w:val="Subtle"/>
     <w:basedOn w:val="Normal"/>

--- a/resources/dist/sheets/revolutionary-battles-1775-1776-student-sheet-en.docx
+++ b/resources/dist/sheets/revolutionary-battles-1775-1776-student-sheet-en.docx
@@ -76,7 +76,7 @@
         </w:rPr>
         <w:t xml:space="preserve">Open the map in MapMaker: </w:t>
       </w:r>
-      <w:hyperlink w:history="1" r:id="rId143vebbdnsdleqi6w0k_g">
+      <w:hyperlink w:history="1" r:id="rIdgbnwlt4twfwss4oo9znrf">
         <w:r>
           <w:rPr>
             <w:i/>

--- a/resources/dist/sheets/revolutionary-battles-1775-1776-student-sheet-en.docx
+++ b/resources/dist/sheets/revolutionary-battles-1775-1776-student-sheet-en.docx
@@ -76,7 +76,7 @@
         </w:rPr>
         <w:t xml:space="preserve">Open the map in MapMaker: </w:t>
       </w:r>
-      <w:hyperlink w:history="1" r:id="rIdgbnwlt4twfwss4oo9znrf">
+      <w:hyperlink w:history="1" r:id="rIdtlytp_qvhntycmg284kjf">
         <w:r>
           <w:rPr>
             <w:i/>

--- a/resources/dist/sheets/revolutionary-battles-1775-1776-student-sheet-en.docx
+++ b/resources/dist/sheets/revolutionary-battles-1775-1776-student-sheet-en.docx
@@ -7,9 +7,6 @@
         <w:pStyle w:val="Heading1"/>
       </w:pPr>
       <w:r>
-        <w:rPr>
-          <w:lang w:val="en-US"/>
-        </w:rPr>
         <w:t xml:space="preserve">1775–1776 Revolutionary Battles</w:t>
       </w:r>
     </w:p>
@@ -18,30 +15,26 @@
         <w:pStyle w:val="Subtle"/>
       </w:pPr>
       <w:r>
-        <w:rPr>
-          <w:lang w:val="en-US"/>
-        </w:rPr>
         <w:t xml:space="preserve">Student sheet</w:t>
       </w:r>
     </w:p>
     <w:p>
       <w:pPr>
         <w:tabs>
-          <w:tab w:val="left" w:pos="5200"/>
+          <w:tab w:val="left" w:pos="5000" w:leader="underscore"/>
+          <w:tab w:val="left" w:pos="5600"/>
+          <w:tab w:val="left" w:pos="9400" w:leader="underscore"/>
         </w:tabs>
         <w:spacing w:after="120" w:before="120"/>
       </w:pPr>
       <w:r>
-        <w:rPr>
-          <w:lang w:val="en-US"/>
-        </w:rPr>
-        <w:t xml:space="preserve">Name: ____________________________</w:t>
-      </w:r>
-      <w:r>
-        <w:rPr>
-          <w:lang w:val="en-US"/>
-        </w:rPr>
-        <w:t xml:space="preserve">	Date: ______________</w:t>
+        <w:t xml:space="preserve">Name:</w:t>
+      </w:r>
+      <w:r>
+        <w:t xml:space="preserve">		Date:</w:t>
+      </w:r>
+      <w:r>
+        <w:t xml:space="preserve">	</w:t>
       </w:r>
     </w:p>
     <w:p>
@@ -53,37 +46,31 @@
         <w:rPr>
           <w:b/>
           <w:bCs/>
-          <w:lang w:val="en-US"/>
         </w:rPr>
         <w:t xml:space="preserve">Big question: </w:t>
       </w:r>
       <w:r>
-        <w:rPr>
-          <w:lang w:val="en-US"/>
-        </w:rPr>
         <w:t xml:space="preserve">Why did the fighting move from Boston to New York, and then across New Jersey, in 1775–1776?</w:t>
       </w:r>
     </w:p>
     <w:p>
       <w:pPr>
-        <w:spacing w:after="160"/>
+        <w:spacing w:after="40"/>
       </w:pPr>
       <w:r>
         <w:rPr>
           <w:i/>
           <w:iCs/>
-          <w:lang w:val="en-US"/>
         </w:rPr>
         <w:t xml:space="preserve">Open the map in MapMaker: </w:t>
       </w:r>
-      <w:hyperlink w:history="1" r:id="rIdtlytp_qvhntycmg284kjf">
+      <w:hyperlink w:history="1" r:id="rIddmpkgqvjm7-gm1bng6ioe">
         <w:r>
           <w:rPr>
             <w:i/>
             <w:iCs/>
             <w:color w:val="0A4FA8"/>
             <w:u w:val="single"/>
-            <w:lang w:val="en-US"/>
           </w:rPr>
           <w:t xml:space="preserve">1775–1776 Revolutionary Battles</w:t>
         </w:r>
@@ -91,12 +78,18 @@
     </w:p>
     <w:p>
       <w:pPr>
+        <w:pStyle w:val="Credits"/>
+        <w:spacing w:after="160"/>
+      </w:pPr>
+      <w:r>
+        <w:t xml:space="preserve">Map address: https://mpmkr.maps.arcgis.com/apps/instant/atlas/index.html?appid=0cd1cdee853c413a84bfe4b9a6931f0d&amp;webmap=bda07736a1b9425ea19fdde282088bd6</w:t>
+      </w:r>
+    </w:p>
+    <w:p>
+      <w:pPr>
         <w:pStyle w:val="Heading2"/>
       </w:pPr>
       <w:r>
-        <w:rPr>
-          <w:lang w:val="en-US"/>
-        </w:rPr>
         <w:t xml:space="preserve">Before you start</w:t>
       </w:r>
     </w:p>
@@ -105,9 +98,6 @@
         <w:spacing w:after="80"/>
       </w:pPr>
       <w:r>
-        <w:rPr>
-          <w:lang w:val="en-US"/>
-        </w:rPr>
         <w:t xml:space="preserve">British soldiers marched out of Boston to seize weapons that colonists had stored at Concord. The fighting that followed started the American Revolution. For the next two years, the British army and navy and the new Continental Army, led by George Washington, fought over the colonies' cities, rivers and harbors.</w:t>
       </w:r>
     </w:p>
@@ -116,9 +106,6 @@
         <w:pStyle w:val="Heading2"/>
       </w:pPr>
       <w:r>
-        <w:rPr>
-          <w:lang w:val="en-US"/>
-        </w:rPr>
         <w:t xml:space="preserve">Reading the map</w:t>
       </w:r>
     </w:p>
@@ -127,10 +114,7 @@
         <w:spacing w:after="80"/>
       </w:pPr>
       <w:r>
-        <w:rPr>
-          <w:lang w:val="en-US"/>
-        </w:rPr>
-        <w:t xml:space="preserve">Diamonds mark battles: blue for an American victory, red for a British victory. Each diamond is placed at the battle's usual location, but the fighting covered a wider area: gray shaded areas show the battlefield, and areas with diagonal stripes show the core, where the fighting was heaviest. Zoom in to see white numbered circles: five turning points, numbered in the order they happened.</w:t>
+        <w:t xml:space="preserve">Diamonds mark battles. A battle's pop-up gives its name, dates and story, but not the winner in words: the diamond's color shows the winner, so use the legend. Each diamond is placed at the battle's usual location, but the fighting covered a wider area: gray shaded areas show the battlefield, and areas with diagonal stripes show the core, where the fighting was heaviest. Zoom in to see white numbered circles: five turning points, numbered in the order they happened. The Key Port Cities layer has no pop-ups: the legend tells a major port from a smaller one.</w:t>
       </w:r>
     </w:p>
     <w:p>
@@ -142,14 +126,10 @@
         <w:rPr>
           <w:b/>
           <w:bCs/>
-          <w:lang w:val="en-US"/>
         </w:rPr>
         <w:t xml:space="preserve">Tip: </w:t>
       </w:r>
       <w:r>
-        <w:rPr>
-          <w:lang w:val="en-US"/>
-        </w:rPr>
         <w:t xml:space="preserve">If a pop-up says 1 of 2 (or more), more than one thing is at that spot. Use the arrows in the pop-up to see each one.</w:t>
       </w:r>
     </w:p>
@@ -158,9 +138,6 @@
         <w:pStyle w:val="Heading2"/>
       </w:pPr>
       <w:r>
-        <w:rPr>
-          <w:lang w:val="en-US"/>
-        </w:rPr>
         <w:t xml:space="preserve">Questions</w:t>
       </w:r>
     </w:p>
@@ -178,15 +155,11 @@
         <w:rPr>
           <w:b/>
           <w:bCs/>
-          <w:lang w:val="en-US"/>
         </w:rPr>
         <w:t xml:space="preserve">Where did the war begin? </w:t>
       </w:r>
       <w:r>
-        <w:rPr>
-          <w:lang w:val="en-US"/>
-        </w:rPr>
-        <w:t xml:space="preserve">Open the Massachusetts bookmark. Click the diamond at Lexington and Concord. When was it fought? Use the legend to find out who won.</w:t>
+        <w:t xml:space="preserve">Open the Massachusetts bookmark. Click the diamond at Lexington and Concord. When was it fought? Use the legend to find out who won. Then click the Boston diamond: how long did the siege of Boston last?</w:t>
       </w:r>
     </w:p>
     <w:p>
@@ -196,10 +169,16 @@
         <w:ind w:left="360"/>
       </w:pPr>
       <w:r>
-        <w:rPr>
-          <w:lang w:val="en-US"/>
-        </w:rPr>
-        <w:t xml:space="preserve">Measure the straight-line distance from Boston to Concord: ________ miles</w:t>
+        <w:t xml:space="preserve">Measure the straight-line distance from Boston to Concord: </w:t>
+      </w:r>
+      <w:r>
+        <w:rPr>
+          <w:u w:val="single"/>
+        </w:rPr>
+        <w:t xml:space="preserve">              </w:t>
+      </w:r>
+      <w:r>
+        <w:t xml:space="preserve"> miles</w:t>
       </w:r>
     </w:p>
     <w:p>
@@ -208,42 +187,21 @@
         <w:pBdr>
           <w:bottom w:val="single" w:color="8A949F" w:sz="4" w:space="1"/>
         </w:pBdr>
-        <w:spacing w:before="150"/>
-      </w:pPr>
-      <w:r>
-        <w:rPr>
-          <w:lang w:val="en-US"/>
-        </w:rPr>
-        <w:t xml:space="preserve"/>
-      </w:r>
-    </w:p>
-    <w:p>
-      <w:pPr>
-        <w:keepNext/>
+        <w:spacing w:before="100" w:line="240"/>
+      </w:pPr>
+      <w:r>
+        <w:t xml:space="preserve"/>
+      </w:r>
+    </w:p>
+    <w:p>
+      <w:pPr>
+        <w:keepNext w:val="false"/>
         <w:pBdr>
           <w:bottom w:val="single" w:color="8A949E" w:sz="4" w:space="1"/>
         </w:pBdr>
-        <w:spacing w:before="150"/>
-      </w:pPr>
-      <w:r>
-        <w:rPr>
-          <w:lang w:val="en-US"/>
-        </w:rPr>
-        <w:t xml:space="preserve"/>
-      </w:r>
-    </w:p>
-    <w:p>
-      <w:pPr>
-        <w:keepNext w:val="false"/>
-        <w:pBdr>
-          <w:bottom w:val="single" w:color="8A949F" w:sz="4" w:space="1"/>
-        </w:pBdr>
-        <w:spacing w:before="150"/>
-      </w:pPr>
-      <w:r>
-        <w:rPr>
-          <w:lang w:val="en-US"/>
-        </w:rPr>
+        <w:spacing w:before="100" w:line="240"/>
+      </w:pPr>
+      <w:r>
         <w:t xml:space="preserve"/>
       </w:r>
     </w:p>
@@ -261,15 +219,11 @@
         <w:rPr>
           <w:b/>
           <w:bCs/>
-          <w:lang w:val="en-US"/>
         </w:rPr>
         <w:t xml:space="preserve">Where was the fighting in 1775, and where in 1776? </w:t>
       </w:r>
       <w:r>
-        <w:rPr>
-          <w:lang w:val="en-US"/>
-        </w:rPr>
-        <w:t xml:space="preserve">Zoom out until you can see every diamond, from Quebec to South Carolina. Click each one and write its name under the year it was fought. Which colonies had battles in 1775? Which in 1776? What changed?</w:t>
+        <w:t xml:space="preserve">Zoom out until you can see every diamond, from Quebec to South Carolina. Click each one and write its name under the year it was fought. Use the legend to mark who won. Which colonies had battles in 1775? Which in 1776? What changed?</w:t>
       </w:r>
     </w:p>
     <w:p>
@@ -278,12 +232,9 @@
         <w:pBdr>
           <w:bottom w:val="single" w:color="8A949F" w:sz="4" w:space="1"/>
         </w:pBdr>
-        <w:spacing w:before="150"/>
-      </w:pPr>
-      <w:r>
-        <w:rPr>
-          <w:lang w:val="en-US"/>
-        </w:rPr>
+        <w:spacing w:before="100" w:line="240"/>
+      </w:pPr>
+      <w:r>
         <w:t xml:space="preserve"/>
       </w:r>
     </w:p>
@@ -293,12 +244,9 @@
         <w:pBdr>
           <w:bottom w:val="single" w:color="8A949E" w:sz="4" w:space="1"/>
         </w:pBdr>
-        <w:spacing w:before="150"/>
-      </w:pPr>
-      <w:r>
-        <w:rPr>
-          <w:lang w:val="en-US"/>
-        </w:rPr>
+        <w:spacing w:before="100" w:line="240"/>
+      </w:pPr>
+      <w:r>
         <w:t xml:space="preserve"/>
       </w:r>
     </w:p>
@@ -308,42 +256,21 @@
         <w:pBdr>
           <w:bottom w:val="single" w:color="8A949F" w:sz="4" w:space="1"/>
         </w:pBdr>
-        <w:spacing w:before="150"/>
-      </w:pPr>
-      <w:r>
-        <w:rPr>
-          <w:lang w:val="en-US"/>
-        </w:rPr>
-        <w:t xml:space="preserve"/>
-      </w:r>
-    </w:p>
-    <w:p>
-      <w:pPr>
-        <w:keepNext/>
+        <w:spacing w:before="100" w:line="240"/>
+      </w:pPr>
+      <w:r>
+        <w:t xml:space="preserve"/>
+      </w:r>
+    </w:p>
+    <w:p>
+      <w:pPr>
+        <w:keepNext w:val="false"/>
         <w:pBdr>
           <w:bottom w:val="single" w:color="8A949E" w:sz="4" w:space="1"/>
         </w:pBdr>
-        <w:spacing w:before="150"/>
-      </w:pPr>
-      <w:r>
-        <w:rPr>
-          <w:lang w:val="en-US"/>
-        </w:rPr>
-        <w:t xml:space="preserve"/>
-      </w:r>
-    </w:p>
-    <w:p>
-      <w:pPr>
-        <w:keepNext w:val="false"/>
-        <w:pBdr>
-          <w:bottom w:val="single" w:color="8A949F" w:sz="4" w:space="1"/>
-        </w:pBdr>
-        <w:spacing w:before="150"/>
-      </w:pPr>
-      <w:r>
-        <w:rPr>
-          <w:lang w:val="en-US"/>
-        </w:rPr>
+        <w:spacing w:before="100" w:line="240"/>
+      </w:pPr>
+      <w:r>
         <w:t xml:space="preserve"/>
       </w:r>
     </w:p>
@@ -361,15 +288,39 @@
         <w:rPr>
           <w:b/>
           <w:bCs/>
-          <w:lang w:val="en-US"/>
         </w:rPr>
         <w:t xml:space="preserve">Why New York? </w:t>
       </w:r>
       <w:r>
-        <w:rPr>
-          <w:lang w:val="en-US"/>
-        </w:rPr>
-        <w:t xml:space="preserve">In Map layers, turn on Key Port Cities in the American Revolution 1775-1781 (it's inside Revolutionary War Battlefields). Zoom in on New York City. Compare its harbor and rivers with Boston's. What could a navy do from New York?</w:t>
+        <w:t xml:space="preserve">In Map layers, turn on Key Port Cities in the American Revolution 1775-1781 (it's inside Revolutionary War Battlefields). Use the legend to tell a Major Port City from a smaller Port. Boston and Charleston are major ports: which other major ports lie between them? The layer has no pop-ups, so use the coastline and the battle diamonds nearby to name them. Measure from New York to Philadelphia and from New York to Boston. Looking at the map, what could a navy based at New York reach?</w:t>
+      </w:r>
+    </w:p>
+    <w:p>
+      <w:pPr>
+        <w:keepNext/>
+        <w:spacing w:before="120"/>
+        <w:ind w:left="360"/>
+      </w:pPr>
+      <w:r>
+        <w:t xml:space="preserve">New York to Philadelphia: </w:t>
+      </w:r>
+      <w:r>
+        <w:rPr>
+          <w:u w:val="single"/>
+        </w:rPr>
+        <w:t xml:space="preserve">              </w:t>
+      </w:r>
+      <w:r>
+        <w:t xml:space="preserve"> miles. New York to Boston: </w:t>
+      </w:r>
+      <w:r>
+        <w:rPr>
+          <w:u w:val="single"/>
+        </w:rPr>
+        <w:t xml:space="preserve">              </w:t>
+      </w:r>
+      <w:r>
+        <w:t xml:space="preserve"> miles</w:t>
       </w:r>
     </w:p>
     <w:p>
@@ -378,12 +329,9 @@
         <w:pBdr>
           <w:bottom w:val="single" w:color="8A949F" w:sz="4" w:space="1"/>
         </w:pBdr>
-        <w:spacing w:before="150"/>
-      </w:pPr>
-      <w:r>
-        <w:rPr>
-          <w:lang w:val="en-US"/>
-        </w:rPr>
+        <w:spacing w:before="100" w:line="240"/>
+      </w:pPr>
+      <w:r>
         <w:t xml:space="preserve"/>
       </w:r>
     </w:p>
@@ -393,12 +341,9 @@
         <w:pBdr>
           <w:bottom w:val="single" w:color="8A949E" w:sz="4" w:space="1"/>
         </w:pBdr>
-        <w:spacing w:before="150"/>
-      </w:pPr>
-      <w:r>
-        <w:rPr>
-          <w:lang w:val="en-US"/>
-        </w:rPr>
+        <w:spacing w:before="100" w:line="240"/>
+      </w:pPr>
+      <w:r>
         <w:t xml:space="preserve"/>
       </w:r>
     </w:p>
@@ -408,12 +353,9 @@
         <w:pBdr>
           <w:bottom w:val="single" w:color="8A949F" w:sz="4" w:space="1"/>
         </w:pBdr>
-        <w:spacing w:before="150"/>
-      </w:pPr>
-      <w:r>
-        <w:rPr>
-          <w:lang w:val="en-US"/>
-        </w:rPr>
+        <w:spacing w:before="100" w:line="240"/>
+      </w:pPr>
+      <w:r>
         <w:t xml:space="preserve"/>
       </w:r>
     </w:p>
@@ -431,15 +373,11 @@
         <w:rPr>
           <w:b/>
           <w:bCs/>
-          <w:lang w:val="en-US"/>
         </w:rPr>
         <w:t xml:space="preserve">How did 1776 end? </w:t>
       </w:r>
       <w:r>
-        <w:rPr>
-          <w:lang w:val="en-US"/>
-        </w:rPr>
-        <w:t xml:space="preserve">Zoom in on New York City until the numbered circles appear, then follow circles 4 and 5. Click the diamonds for Fort Washington, Fort Lee and Trenton. Who won each?</w:t>
+        <w:t xml:space="preserve">Zoom in on New York City until the numbered circles appear, then follow circles 4 and 5. Click the diamonds for Fort Washington, Fort Lee and Trenton. When was each fought, and who won?</w:t>
       </w:r>
     </w:p>
     <w:p>
@@ -449,10 +387,16 @@
         <w:ind w:left="360"/>
       </w:pPr>
       <w:r>
-        <w:rPr>
-          <w:lang w:val="en-US"/>
-        </w:rPr>
-        <w:t xml:space="preserve">Measure the distance from New York City to Trenton: ________ miles</w:t>
+        <w:t xml:space="preserve">Measure the distance from New York City to Trenton: </w:t>
+      </w:r>
+      <w:r>
+        <w:rPr>
+          <w:u w:val="single"/>
+        </w:rPr>
+        <w:t xml:space="preserve">              </w:t>
+      </w:r>
+      <w:r>
+        <w:t xml:space="preserve"> miles</w:t>
       </w:r>
     </w:p>
     <w:p>
@@ -461,42 +405,21 @@
         <w:pBdr>
           <w:bottom w:val="single" w:color="8A949F" w:sz="4" w:space="1"/>
         </w:pBdr>
-        <w:spacing w:before="150"/>
-      </w:pPr>
-      <w:r>
-        <w:rPr>
-          <w:lang w:val="en-US"/>
-        </w:rPr>
-        <w:t xml:space="preserve"/>
-      </w:r>
-    </w:p>
-    <w:p>
-      <w:pPr>
-        <w:keepNext/>
+        <w:spacing w:before="100" w:line="240"/>
+      </w:pPr>
+      <w:r>
+        <w:t xml:space="preserve"/>
+      </w:r>
+    </w:p>
+    <w:p>
+      <w:pPr>
+        <w:keepNext w:val="false"/>
         <w:pBdr>
           <w:bottom w:val="single" w:color="8A949E" w:sz="4" w:space="1"/>
         </w:pBdr>
-        <w:spacing w:before="150"/>
-      </w:pPr>
-      <w:r>
-        <w:rPr>
-          <w:lang w:val="en-US"/>
-        </w:rPr>
-        <w:t xml:space="preserve"/>
-      </w:r>
-    </w:p>
-    <w:p>
-      <w:pPr>
-        <w:keepNext w:val="false"/>
-        <w:pBdr>
-          <w:bottom w:val="single" w:color="8A949F" w:sz="4" w:space="1"/>
-        </w:pBdr>
-        <w:spacing w:before="150"/>
-      </w:pPr>
-      <w:r>
-        <w:rPr>
-          <w:lang w:val="en-US"/>
-        </w:rPr>
+        <w:spacing w:before="100" w:line="240"/>
+      </w:pPr>
+      <w:r>
         <w:t xml:space="preserve"/>
       </w:r>
     </w:p>
@@ -509,14 +432,10 @@
         <w:rPr>
           <w:b/>
           <w:bCs/>
-          <w:lang w:val="en-US"/>
         </w:rPr>
         <w:t xml:space="preserve">Your answer: </w:t>
       </w:r>
       <w:r>
-        <w:rPr>
-          <w:lang w:val="en-US"/>
-        </w:rPr>
         <w:t xml:space="preserve">Answer the big question using evidence from at least two places on the map. You can write a paragraph, sketch on the map, or both.</w:t>
       </w:r>
     </w:p>
@@ -526,12 +445,9 @@
         <w:pBdr>
           <w:bottom w:val="single" w:color="8A949F" w:sz="4" w:space="1"/>
         </w:pBdr>
-        <w:spacing w:before="150"/>
-      </w:pPr>
-      <w:r>
-        <w:rPr>
-          <w:lang w:val="en-US"/>
-        </w:rPr>
+        <w:spacing w:before="100" w:line="240"/>
+      </w:pPr>
+      <w:r>
         <w:t xml:space="preserve"/>
       </w:r>
     </w:p>
@@ -541,136 +457,70 @@
         <w:pBdr>
           <w:bottom w:val="single" w:color="8A949E" w:sz="4" w:space="1"/>
         </w:pBdr>
-        <w:spacing w:before="150"/>
-      </w:pPr>
-      <w:r>
-        <w:rPr>
-          <w:lang w:val="en-US"/>
-        </w:rPr>
-        <w:t xml:space="preserve"/>
-      </w:r>
-    </w:p>
-    <w:p>
-      <w:pPr>
-        <w:keepNext/>
+        <w:spacing w:before="100" w:line="240"/>
+      </w:pPr>
+      <w:r>
+        <w:t xml:space="preserve"/>
+      </w:r>
+    </w:p>
+    <w:p>
+      <w:pPr>
+        <w:keepNext w:val="false"/>
         <w:pBdr>
           <w:bottom w:val="single" w:color="8A949F" w:sz="4" w:space="1"/>
         </w:pBdr>
-        <w:spacing w:before="150"/>
-      </w:pPr>
-      <w:r>
-        <w:rPr>
-          <w:lang w:val="en-US"/>
-        </w:rPr>
-        <w:t xml:space="preserve"/>
-      </w:r>
-    </w:p>
-    <w:p>
-      <w:pPr>
-        <w:keepNext/>
+        <w:spacing w:before="100" w:line="240"/>
+      </w:pPr>
+      <w:r>
+        <w:t xml:space="preserve"/>
+      </w:r>
+    </w:p>
+    <w:p>
+      <w:pPr>
+        <w:pStyle w:val="Heading2"/>
+      </w:pPr>
+      <w:r>
+        <w:t xml:space="preserve">Looking back</w:t>
+      </w:r>
+    </w:p>
+    <w:p>
+      <w:pPr>
+        <w:keepNext/>
+      </w:pPr>
+      <w:r>
+        <w:t xml:space="preserve">What did the map show you about 1775–1776 that you might not have noticed from reading alone?</w:t>
+      </w:r>
+    </w:p>
+    <w:p>
+      <w:pPr>
+        <w:keepNext/>
+        <w:pBdr>
+          <w:bottom w:val="single" w:color="8A949F" w:sz="4" w:space="1"/>
+        </w:pBdr>
+        <w:spacing w:before="100" w:line="240"/>
+      </w:pPr>
+      <w:r>
+        <w:t xml:space="preserve"/>
+      </w:r>
+    </w:p>
+    <w:p>
+      <w:pPr>
+        <w:keepNext w:val="false"/>
         <w:pBdr>
           <w:bottom w:val="single" w:color="8A949E" w:sz="4" w:space="1"/>
         </w:pBdr>
-        <w:spacing w:before="150"/>
-      </w:pPr>
-      <w:r>
-        <w:rPr>
-          <w:lang w:val="en-US"/>
-        </w:rPr>
-        <w:t xml:space="preserve"/>
-      </w:r>
-    </w:p>
-    <w:p>
-      <w:pPr>
-        <w:keepNext w:val="false"/>
-        <w:pBdr>
-          <w:bottom w:val="single" w:color="8A949F" w:sz="4" w:space="1"/>
-        </w:pBdr>
-        <w:spacing w:before="150"/>
-      </w:pPr>
-      <w:r>
-        <w:rPr>
-          <w:lang w:val="en-US"/>
-        </w:rPr>
-        <w:t xml:space="preserve"/>
-      </w:r>
-    </w:p>
-    <w:p>
-      <w:pPr>
-        <w:pStyle w:val="Heading2"/>
-      </w:pPr>
-      <w:r>
-        <w:rPr>
-          <w:lang w:val="en-US"/>
-        </w:rPr>
-        <w:t xml:space="preserve">Looking back</w:t>
-      </w:r>
-    </w:p>
-    <w:p>
-      <w:pPr>
-        <w:keepNext/>
-      </w:pPr>
-      <w:r>
-        <w:rPr>
-          <w:lang w:val="en-US"/>
-        </w:rPr>
-        <w:t xml:space="preserve">What did the map show you about 1775–1776 that you might not have noticed from reading alone?</w:t>
-      </w:r>
-    </w:p>
-    <w:p>
-      <w:pPr>
-        <w:keepNext/>
-        <w:pBdr>
-          <w:bottom w:val="single" w:color="8A949F" w:sz="4" w:space="1"/>
-        </w:pBdr>
-        <w:spacing w:before="150"/>
-      </w:pPr>
-      <w:r>
-        <w:rPr>
-          <w:lang w:val="en-US"/>
-        </w:rPr>
-        <w:t xml:space="preserve"/>
-      </w:r>
-    </w:p>
-    <w:p>
-      <w:pPr>
-        <w:keepNext/>
-        <w:pBdr>
-          <w:bottom w:val="single" w:color="8A949E" w:sz="4" w:space="1"/>
-        </w:pBdr>
-        <w:spacing w:before="150"/>
-      </w:pPr>
-      <w:r>
-        <w:rPr>
-          <w:lang w:val="en-US"/>
-        </w:rPr>
-        <w:t xml:space="preserve"/>
-      </w:r>
-    </w:p>
-    <w:p>
-      <w:pPr>
-        <w:keepNext w:val="false"/>
-        <w:pBdr>
-          <w:bottom w:val="single" w:color="8A949F" w:sz="4" w:space="1"/>
-        </w:pBdr>
-        <w:spacing w:before="150"/>
-      </w:pPr>
-      <w:r>
-        <w:rPr>
-          <w:lang w:val="en-US"/>
-        </w:rPr>
+        <w:spacing w:before="100" w:line="240"/>
+      </w:pPr>
+      <w:r>
         <w:t xml:space="preserve"/>
       </w:r>
     </w:p>
     <w:p>
       <w:pPr>
         <w:pStyle w:val="Credits"/>
-        <w:spacing w:before="360"/>
-      </w:pPr>
-      <w:r>
-        <w:rPr>
-          <w:lang w:val="en-US"/>
-        </w:rPr>
+        <w:spacing w:before="120"/>
+      </w:pPr>
+      <w:r>
         <w:t xml:space="preserve">Map data: American Battlefield Trust; National Park Service, American Battlefield Protection Program; Chris Bunin and Peter Trentacoste (2026), from National Park Service, US Army Center of Military History and Library of Congress sources; National Geographic Society and Virginia Geographic Alliance, from the Historical Atlas of the United States (1988); Jay Feyerabend, master's thesis, James Madison University (2021).</w:t>
       </w:r>
     </w:p>
@@ -733,10 +583,7 @@
       <w:pStyle w:val="Credits"/>
     </w:pPr>
     <w:r>
-      <w:rPr>
-        <w:lang w:val="en-US"/>
-      </w:rPr>
-      <w:t xml:space="preserve">1775–1776 Revolutionary Battles, version 0.3.0.</w:t>
+      <w:t xml:space="preserve">1775–1776 Revolutionary Battles, 0.4.0.</w:t>
     </w:r>
   </w:p>
 </w:ftr>
@@ -900,6 +747,7 @@
         <w:rFonts w:ascii="Arial" w:cs="Arial" w:eastAsia="Arial" w:hAnsi="Arial"/>
         <w:sz w:val="24"/>
         <w:szCs w:val="24"/>
+        <w:lang w:val="en-US"/>
       </w:rPr>
     </w:rPrDefault>
     <w:pPrDefault>
@@ -923,10 +771,17 @@
     <w:basedOn w:val="Normal"/>
     <w:next w:val="Normal"/>
     <w:qFormat/>
-    <w:rPr>
-      <w:color w:val="2E74B5"/>
-      <w:sz w:val="32"/>
-      <w:szCs w:val="32"/>
+    <w:pPr>
+      <w:spacing w:after="60"/>
+      <w:outlineLvl w:val="0"/>
+    </w:pPr>
+    <w:rPr>
+      <w:rFonts w:ascii="Arial" w:cs="Arial" w:eastAsia="Arial" w:hAnsi="Arial"/>
+      <w:b/>
+      <w:bCs/>
+      <w:color w:val="1F1F1F"/>
+      <w:sz w:val="36"/>
+      <w:szCs w:val="36"/>
     </w:rPr>
   </w:style>
   <w:style w:type="paragraph" w:styleId="Heading2">
@@ -934,10 +789,18 @@
     <w:basedOn w:val="Normal"/>
     <w:next w:val="Normal"/>
     <w:qFormat/>
-    <w:rPr>
-      <w:color w:val="2E74B5"/>
-      <w:sz w:val="26"/>
-      <w:szCs w:val="26"/>
+    <w:pPr>
+      <w:keepNext/>
+      <w:spacing w:after="40" w:before="180"/>
+      <w:outlineLvl w:val="1"/>
+    </w:pPr>
+    <w:rPr>
+      <w:rFonts w:ascii="Arial" w:cs="Arial" w:eastAsia="Arial" w:hAnsi="Arial"/>
+      <w:b/>
+      <w:bCs/>
+      <w:color w:val="1F1F1F"/>
+      <w:sz w:val="28"/>
+      <w:szCs w:val="28"/>
     </w:rPr>
   </w:style>
   <w:style w:type="paragraph" w:styleId="Heading3">
@@ -945,8 +808,16 @@
     <w:basedOn w:val="Normal"/>
     <w:next w:val="Normal"/>
     <w:qFormat/>
-    <w:rPr>
-      <w:color w:val="1F4D78"/>
+    <w:pPr>
+      <w:keepNext/>
+      <w:spacing w:after="40" w:before="140"/>
+      <w:outlineLvl w:val="2"/>
+    </w:pPr>
+    <w:rPr>
+      <w:rFonts w:ascii="Arial" w:cs="Arial" w:eastAsia="Arial" w:hAnsi="Arial"/>
+      <w:b/>
+      <w:bCs/>
+      <w:color w:val="1F1F1F"/>
       <w:sz w:val="24"/>
       <w:szCs w:val="24"/>
     </w:rPr>
@@ -1079,51 +950,14 @@
       <w:szCs w:val="20"/>
     </w:rPr>
   </w:style>
-  <w:style w:type="paragraph" w:styleId="Heading1">
-    <w:name w:val="Heading 1"/>
-    <w:basedOn w:val="Normal"/>
-    <w:next w:val="Normal"/>
-    <w:qFormat/>
-    <w:pPr>
-      <w:spacing w:after="60"/>
-      <w:outlineLvl w:val="0"/>
-    </w:pPr>
-    <w:rPr>
-      <w:rFonts w:ascii="Arial" w:cs="Arial" w:eastAsia="Arial" w:hAnsi="Arial"/>
-      <w:b/>
-      <w:bCs/>
-      <w:color w:val="1F1F1F"/>
-      <w:sz w:val="36"/>
-      <w:szCs w:val="36"/>
-    </w:rPr>
-  </w:style>
-  <w:style w:type="paragraph" w:styleId="Heading2">
-    <w:name w:val="Heading 2"/>
-    <w:basedOn w:val="Normal"/>
-    <w:next w:val="Normal"/>
-    <w:qFormat/>
-    <w:pPr>
-      <w:keepNext/>
-      <w:spacing w:after="40" w:before="180"/>
-      <w:outlineLvl w:val="1"/>
-    </w:pPr>
-    <w:rPr>
-      <w:rFonts w:ascii="Arial" w:cs="Arial" w:eastAsia="Arial" w:hAnsi="Arial"/>
-      <w:b/>
-      <w:bCs/>
-      <w:color w:val="1F1F1F"/>
-      <w:sz w:val="28"/>
-      <w:szCs w:val="28"/>
-    </w:rPr>
-  </w:style>
   <w:style w:type="paragraph" w:styleId="Subtle">
     <w:name w:val="Subtle"/>
     <w:basedOn w:val="Normal"/>
     <w:rPr>
       <w:rFonts w:ascii="Arial" w:cs="Arial" w:eastAsia="Arial" w:hAnsi="Arial"/>
       <w:color w:val="555555"/>
-      <w:sz w:val="20"/>
-      <w:szCs w:val="20"/>
+      <w:sz w:val="22"/>
+      <w:szCs w:val="22"/>
     </w:rPr>
   </w:style>
   <w:style w:type="paragraph" w:styleId="Credits">
@@ -1135,8 +969,8 @@
     <w:rPr>
       <w:rFonts w:ascii="Arial" w:cs="Arial" w:eastAsia="Arial" w:hAnsi="Arial"/>
       <w:color w:val="555555"/>
-      <w:sz w:val="16"/>
-      <w:szCs w:val="16"/>
+      <w:sz w:val="18"/>
+      <w:szCs w:val="18"/>
     </w:rPr>
   </w:style>
 </w:styles>

--- a/resources/dist/sheets/revolutionary-battles-1775-1776-student-sheet-en.docx
+++ b/resources/dist/sheets/revolutionary-battles-1775-1776-student-sheet-en.docx
@@ -64,7 +64,7 @@
         </w:rPr>
         <w:t xml:space="preserve">Open the map in MapMaker: </w:t>
       </w:r>
-      <w:hyperlink w:history="1" r:id="rIddmpkgqvjm7-gm1bng6ioe">
+      <w:hyperlink w:history="1" r:id="rIdaf8gxr0wttrkmr1t9cxrj">
         <w:r>
           <w:rPr>
             <w:i/>
@@ -583,7 +583,7 @@
       <w:pStyle w:val="Credits"/>
     </w:pPr>
     <w:r>
-      <w:t xml:space="preserve">1775–1776 Revolutionary Battles, 0.4.0.</w:t>
+      <w:t xml:space="preserve">1775–1776 Revolutionary Battles, 0.4.1.</w:t>
     </w:r>
   </w:p>
 </w:ftr>

--- a/resources/dist/sheets/revolutionary-battles-1775-1776-student-sheet-en.docx
+++ b/resources/dist/sheets/revolutionary-battles-1775-1776-student-sheet-en.docx
@@ -64,7 +64,7 @@
         </w:rPr>
         <w:t xml:space="preserve">Open the map in MapMaker: </w:t>
       </w:r>
-      <w:hyperlink w:history="1" r:id="rIdaf8gxr0wttrkmr1t9cxrj">
+      <w:hyperlink w:history="1" r:id="rIdebsjwapon6ymn9eq-nvcf">
         <w:r>
           <w:rPr>
             <w:i/>

--- a/resources/dist/sheets/revolutionary-battles-1775-1776-student-sheet-en.docx
+++ b/resources/dist/sheets/revolutionary-battles-1775-1776-student-sheet-en.docx
@@ -64,7 +64,7 @@
         </w:rPr>
         <w:t xml:space="preserve">Open the map in MapMaker: </w:t>
       </w:r>
-      <w:hyperlink w:history="1" r:id="rIdebsjwapon6ymn9eq-nvcf">
+      <w:hyperlink w:history="1" r:id="rIdh2p5eq402gittixbfkal-">
         <w:r>
           <w:rPr>
             <w:i/>

--- a/resources/dist/sheets/revolutionary-battles-1775-1776-student-sheet-en.docx
+++ b/resources/dist/sheets/revolutionary-battles-1775-1776-student-sheet-en.docx
@@ -64,7 +64,7 @@
         </w:rPr>
         <w:t xml:space="preserve">Open the map in MapMaker: </w:t>
       </w:r>
-      <w:hyperlink w:history="1" r:id="rIdh2p5eq402gittixbfkal-">
+      <w:hyperlink w:history="1" r:id="rIdpuacw3gvgb5meoafavlre">
         <w:r>
           <w:rPr>
             <w:i/>

--- a/resources/dist/sheets/revolutionary-battles-1775-1776-student-sheet-en.docx
+++ b/resources/dist/sheets/revolutionary-battles-1775-1776-student-sheet-en.docx
@@ -64,7 +64,7 @@
         </w:rPr>
         <w:t xml:space="preserve">Open the map in MapMaker: </w:t>
       </w:r>
-      <w:hyperlink w:history="1" r:id="rIdpuacw3gvgb5meoafavlre">
+      <w:hyperlink w:history="1" r:id="rIdkvzy5y_veadstlgz2_ajx">
         <w:r>
           <w:rPr>
             <w:i/>

--- a/resources/dist/sheets/revolutionary-battles-1775-1776-student-sheet-en.docx
+++ b/resources/dist/sheets/revolutionary-battles-1775-1776-student-sheet-en.docx
@@ -64,7 +64,7 @@
         </w:rPr>
         <w:t xml:space="preserve">Open the map in MapMaker: </w:t>
       </w:r>
-      <w:hyperlink w:history="1" r:id="rIdkvzy5y_veadstlgz2_ajx">
+      <w:hyperlink w:history="1" r:id="rIdrzqxokygpt6l2hy1cfy5w">
         <w:r>
           <w:rPr>
             <w:i/>
@@ -583,7 +583,7 @@
       <w:pStyle w:val="Credits"/>
     </w:pPr>
     <w:r>
-      <w:t xml:space="preserve">1775–1776 Revolutionary Battles, 0.4.1.</w:t>
+      <w:t xml:space="preserve">1775–1776 Revolutionary Battles, 0.5.0.</w:t>
     </w:r>
   </w:p>
 </w:ftr>

--- a/resources/dist/sheets/revolutionary-battles-1775-1776-student-sheet-en.docx
+++ b/resources/dist/sheets/revolutionary-battles-1775-1776-student-sheet-en.docx
@@ -64,7 +64,7 @@
         </w:rPr>
         <w:t xml:space="preserve">Open the map in MapMaker: </w:t>
       </w:r>
-      <w:hyperlink w:history="1" r:id="rIdrzqxokygpt6l2hy1cfy5w">
+      <w:hyperlink w:history="1" r:id="rIda26046alsq-alxq0xt2q3">
         <w:r>
           <w:rPr>
             <w:i/>
@@ -583,7 +583,7 @@
       <w:pStyle w:val="Credits"/>
     </w:pPr>
     <w:r>
-      <w:t xml:space="preserve">1775–1776 Revolutionary Battles, 0.5.0.</w:t>
+      <w:t xml:space="preserve">1775–1776 Revolutionary Battles, 0.5.1.</w:t>
     </w:r>
   </w:p>
 </w:ftr>

--- a/resources/dist/sheets/revolutionary-battles-1775-1776-student-sheet-en.docx
+++ b/resources/dist/sheets/revolutionary-battles-1775-1776-student-sheet-en.docx
@@ -64,7 +64,7 @@
         </w:rPr>
         <w:t xml:space="preserve">Open the map in MapMaker: </w:t>
       </w:r>
-      <w:hyperlink w:history="1" r:id="rIda26046alsq-alxq0xt2q3">
+      <w:hyperlink w:history="1" r:id="rIdhc9ej9wdbwvtxtx3fby8h">
         <w:r>
           <w:rPr>
             <w:i/>

--- a/resources/dist/sheets/revolutionary-battles-1775-1776-student-sheet-en.docx
+++ b/resources/dist/sheets/revolutionary-battles-1775-1776-student-sheet-en.docx
@@ -64,7 +64,7 @@
         </w:rPr>
         <w:t xml:space="preserve">Open the map in MapMaker: </w:t>
       </w:r>
-      <w:hyperlink w:history="1" r:id="rIdhc9ej9wdbwvtxtx3fby8h">
+      <w:hyperlink w:history="1" r:id="rIdzhcwi7oiziqtgrweumdgu">
         <w:r>
           <w:rPr>
             <w:i/>
@@ -583,7 +583,7 @@
       <w:pStyle w:val="Credits"/>
     </w:pPr>
     <w:r>
-      <w:t xml:space="preserve">1775–1776 Revolutionary Battles, 0.5.1.</w:t>
+      <w:t xml:space="preserve">1775–1776 Revolutionary Battles, 0.5.2.</w:t>
     </w:r>
   </w:p>
 </w:ftr>

--- a/resources/dist/sheets/revolutionary-battles-1775-1776-student-sheet-en.docx
+++ b/resources/dist/sheets/revolutionary-battles-1775-1776-student-sheet-en.docx
@@ -64,7 +64,7 @@
         </w:rPr>
         <w:t xml:space="preserve">Open the map in MapMaker: </w:t>
       </w:r>
-      <w:hyperlink w:history="1" r:id="rIdzhcwi7oiziqtgrweumdgu">
+      <w:hyperlink w:history="1" r:id="rIdrbwhyjq_5hbof8ip7knao">
         <w:r>
           <w:rPr>
             <w:i/>
@@ -583,7 +583,7 @@
       <w:pStyle w:val="Credits"/>
     </w:pPr>
     <w:r>
-      <w:t xml:space="preserve">1775–1776 Revolutionary Battles, 0.5.2.</w:t>
+      <w:t xml:space="preserve">1775–1776 Revolutionary Battles, 0.6.0.</w:t>
     </w:r>
   </w:p>
 </w:ftr>

--- a/resources/dist/sheets/revolutionary-battles-1775-1776-student-sheet-en.docx
+++ b/resources/dist/sheets/revolutionary-battles-1775-1776-student-sheet-en.docx
@@ -64,7 +64,7 @@
         </w:rPr>
         <w:t xml:space="preserve">Open the map in MapMaker: </w:t>
       </w:r>
-      <w:hyperlink w:history="1" r:id="rIdrbwhyjq_5hbof8ip7knao">
+      <w:hyperlink w:history="1" r:id="rIddfkt16kjgkj_mxsns9t4p">
         <w:r>
           <w:rPr>
             <w:i/>
@@ -583,7 +583,7 @@
       <w:pStyle w:val="Credits"/>
     </w:pPr>
     <w:r>
-      <w:t xml:space="preserve">1775–1776 Revolutionary Battles, 0.6.0.</w:t>
+      <w:t xml:space="preserve">1775–1776 Revolutionary Battles, 0.6.1.</w:t>
     </w:r>
   </w:p>
 </w:ftr>

--- a/resources/dist/sheets/revolutionary-battles-1775-1776-student-sheet-en.docx
+++ b/resources/dist/sheets/revolutionary-battles-1775-1776-student-sheet-en.docx
@@ -25,7 +25,7 @@
           <w:tab w:val="left" w:pos="5600"/>
           <w:tab w:val="left" w:pos="9400" w:leader="underscore"/>
         </w:tabs>
-        <w:spacing w:after="120" w:before="120"/>
+        <w:spacing w:after="60" w:before="60"/>
       </w:pPr>
       <w:r>
         <w:t xml:space="preserve">Name:</w:t>
@@ -40,7 +40,7 @@
     <w:p>
       <w:pPr>
         <w:shd w:fill="E5EDF5" w:val="clear"/>
-        <w:spacing w:after="120"/>
+        <w:spacing w:after="80"/>
       </w:pPr>
       <w:r>
         <w:rPr>
@@ -64,7 +64,7 @@
         </w:rPr>
         <w:t xml:space="preserve">Open the map in MapMaker: </w:t>
       </w:r>
-      <w:hyperlink w:history="1" r:id="rIddfkt16kjgkj_mxsns9t4p">
+      <w:hyperlink w:history="1" r:id="rIdlvjpht0ewtizo8qcqlru0">
         <w:r>
           <w:rPr>
             <w:i/>
@@ -88,6 +88,7 @@
     <w:p>
       <w:pPr>
         <w:pStyle w:val="Heading2"/>
+        <w:spacing w:after="20" w:before="80"/>
       </w:pPr>
       <w:r>
         <w:t xml:space="preserve">Before you start</w:t>
@@ -104,6 +105,7 @@
     <w:p>
       <w:pPr>
         <w:pStyle w:val="Heading2"/>
+        <w:spacing w:after="20" w:before="80"/>
       </w:pPr>
       <w:r>
         <w:t xml:space="preserve">Reading the map</w:t>
@@ -136,6 +138,7 @@
     <w:p>
       <w:pPr>
         <w:pStyle w:val="Heading2"/>
+        <w:spacing w:after="20" w:before="80"/>
       </w:pPr>
       <w:r>
         <w:t xml:space="preserve">Questions</w:t>
@@ -149,23 +152,123 @@
           <w:ilvl w:val="0"/>
           <w:numId w:val="2"/>
         </w:numPr>
-        <w:spacing w:before="160"/>
-      </w:pPr>
-      <w:r>
-        <w:rPr>
-          <w:b/>
-          <w:bCs/>
-        </w:rPr>
-        <w:t xml:space="preserve">Where did the war begin? </w:t>
-      </w:r>
-      <w:r>
-        <w:t xml:space="preserve">Open the Massachusetts bookmark. Click the diamond at Lexington and Concord. When was it fought? Use the legend to find out who won. Then click the Boston diamond: how long did the siege of Boston last?</w:t>
-      </w:r>
-    </w:p>
-    <w:p>
-      <w:pPr>
-        <w:keepNext/>
-        <w:spacing w:before="120"/>
+        <w:spacing w:after="20" w:before="100"/>
+      </w:pPr>
+      <w:r>
+        <w:rPr>
+          <w:b/>
+          <w:bCs/>
+        </w:rPr>
+        <w:t xml:space="preserve">Where did the war begin?</w:t>
+      </w:r>
+    </w:p>
+    <w:p>
+      <w:pPr>
+        <w:keepNext/>
+        <w:spacing w:after="0"/>
+        <w:ind w:left="360"/>
+      </w:pPr>
+      <w:r>
+        <w:rPr>
+          <w:b/>
+          <w:bCs/>
+          <w:color w:val="00619B"/>
+        </w:rPr>
+        <w:t xml:space="preserve">On the map:</w:t>
+      </w:r>
+    </w:p>
+    <w:p>
+      <w:pPr>
+        <w:keepNext/>
+        <w:spacing w:after="0" w:line="230"/>
+        <w:ind w:left="720" w:hanging="300"/>
+      </w:pPr>
+      <w:r>
+        <w:rPr>
+          <w:sz w:val="22"/>
+          <w:szCs w:val="22"/>
+        </w:rPr>
+        <w:t xml:space="preserve">1.	Open the Massachusetts bookmark.</w:t>
+      </w:r>
+    </w:p>
+    <w:p>
+      <w:pPr>
+        <w:keepNext/>
+        <w:spacing w:after="0" w:line="230"/>
+        <w:ind w:left="720" w:hanging="300"/>
+      </w:pPr>
+      <w:r>
+        <w:rPr>
+          <w:sz w:val="22"/>
+          <w:szCs w:val="22"/>
+        </w:rPr>
+        <w:t xml:space="preserve">2.	Click the diamond at Lexington and Concord and read its dates.</w:t>
+      </w:r>
+    </w:p>
+    <w:p>
+      <w:pPr>
+        <w:keepNext/>
+        <w:spacing w:after="0" w:line="230"/>
+        <w:ind w:left="720" w:hanging="300"/>
+      </w:pPr>
+      <w:r>
+        <w:rPr>
+          <w:sz w:val="22"/>
+          <w:szCs w:val="22"/>
+        </w:rPr>
+        <w:t xml:space="preserve">3.	Open the legend and check which color shows who won.</w:t>
+      </w:r>
+    </w:p>
+    <w:p>
+      <w:pPr>
+        <w:keepNext/>
+        <w:spacing w:after="0" w:line="230"/>
+        <w:ind w:left="720" w:hanging="300"/>
+      </w:pPr>
+      <w:r>
+        <w:rPr>
+          <w:sz w:val="22"/>
+          <w:szCs w:val="22"/>
+        </w:rPr>
+        <w:t xml:space="preserve">4.	Click the Boston diamond and read its dates.</w:t>
+      </w:r>
+    </w:p>
+    <w:p>
+      <w:pPr>
+        <w:keepNext/>
+        <w:spacing w:after="0" w:line="230"/>
+        <w:ind w:left="720" w:hanging="300"/>
+      </w:pPr>
+      <w:r>
+        <w:rPr>
+          <w:sz w:val="22"/>
+          <w:szCs w:val="22"/>
+        </w:rPr>
+        <w:t xml:space="preserve">5.	Use Measure for the straight-line distance from Boston to Concord.</w:t>
+      </w:r>
+    </w:p>
+    <w:p>
+      <w:pPr>
+        <w:keepNext/>
+        <w:spacing w:before="40"/>
+        <w:ind w:left="360"/>
+      </w:pPr>
+      <w:r>
+        <w:rPr>
+          <w:b/>
+          <w:bCs/>
+          <w:color w:val="00619B"/>
+        </w:rPr>
+        <w:t xml:space="preserve">Answer: </w:t>
+      </w:r>
+      <w:r>
+        <w:t xml:space="preserve">When was Lexington and Concord fought, and who won? How long did the siege of Boston last?</w:t>
+      </w:r>
+    </w:p>
+    <w:p>
+      <w:pPr>
+        <w:keepNext/>
+        <w:spacing w:before="60"/>
         <w:ind w:left="360"/>
       </w:pPr>
       <w:r>
@@ -187,7 +290,7 @@
         <w:pBdr>
           <w:bottom w:val="single" w:color="8A949F" w:sz="4" w:space="1"/>
         </w:pBdr>
-        <w:spacing w:before="100" w:line="240"/>
+        <w:spacing w:before="80" w:line="240"/>
       </w:pPr>
       <w:r>
         <w:t xml:space="preserve"/>
@@ -199,7 +302,7 @@
         <w:pBdr>
           <w:bottom w:val="single" w:color="8A949E" w:sz="4" w:space="1"/>
         </w:pBdr>
-        <w:spacing w:before="100" w:line="240"/>
+        <w:spacing w:before="80" w:line="240"/>
       </w:pPr>
       <w:r>
         <w:t xml:space="preserve"/>
@@ -213,17 +316,89 @@
           <w:ilvl w:val="0"/>
           <w:numId w:val="2"/>
         </w:numPr>
-        <w:spacing w:before="160"/>
-      </w:pPr>
-      <w:r>
-        <w:rPr>
-          <w:b/>
-          <w:bCs/>
-        </w:rPr>
-        <w:t xml:space="preserve">Where was the fighting in 1775, and where in 1776? </w:t>
-      </w:r>
-      <w:r>
-        <w:t xml:space="preserve">Zoom out until you can see every diamond, from Quebec to South Carolina. Click each one and write its name under the year it was fought. Use the legend to mark who won. Which colonies had battles in 1775? Which in 1776? What changed?</w:t>
+        <w:spacing w:after="20" w:before="100"/>
+      </w:pPr>
+      <w:r>
+        <w:rPr>
+          <w:b/>
+          <w:bCs/>
+        </w:rPr>
+        <w:t xml:space="preserve">Where was the fighting in 1775, and where in 1776?</w:t>
+      </w:r>
+    </w:p>
+    <w:p>
+      <w:pPr>
+        <w:keepNext/>
+        <w:spacing w:after="0"/>
+        <w:ind w:left="360"/>
+      </w:pPr>
+      <w:r>
+        <w:rPr>
+          <w:b/>
+          <w:bCs/>
+          <w:color w:val="00619B"/>
+        </w:rPr>
+        <w:t xml:space="preserve">On the map:</w:t>
+      </w:r>
+    </w:p>
+    <w:p>
+      <w:pPr>
+        <w:keepNext/>
+        <w:spacing w:after="0" w:line="230"/>
+        <w:ind w:left="720" w:hanging="300"/>
+      </w:pPr>
+      <w:r>
+        <w:rPr>
+          <w:sz w:val="22"/>
+          <w:szCs w:val="22"/>
+        </w:rPr>
+        <w:t xml:space="preserve">1.	Zoom out until you can see every diamond, from Quebec to South Carolina.</w:t>
+      </w:r>
+    </w:p>
+    <w:p>
+      <w:pPr>
+        <w:keepNext/>
+        <w:spacing w:after="0" w:line="230"/>
+        <w:ind w:left="720" w:hanging="300"/>
+      </w:pPr>
+      <w:r>
+        <w:rPr>
+          <w:sz w:val="22"/>
+          <w:szCs w:val="22"/>
+        </w:rPr>
+        <w:t xml:space="preserve">2.	Click each diamond and write its name under the year it was fought.</w:t>
+      </w:r>
+    </w:p>
+    <w:p>
+      <w:pPr>
+        <w:keepNext/>
+        <w:spacing w:after="0" w:line="230"/>
+        <w:ind w:left="720" w:hanging="300"/>
+      </w:pPr>
+      <w:r>
+        <w:rPr>
+          <w:sz w:val="22"/>
+          <w:szCs w:val="22"/>
+        </w:rPr>
+        <w:t xml:space="preserve">3.	Use the legend to mark who won each battle.</w:t>
+      </w:r>
+    </w:p>
+    <w:p>
+      <w:pPr>
+        <w:keepNext/>
+        <w:spacing w:before="40"/>
+        <w:ind w:left="360"/>
+      </w:pPr>
+      <w:r>
+        <w:rPr>
+          <w:b/>
+          <w:bCs/>
+          <w:color w:val="00619B"/>
+        </w:rPr>
+        <w:t xml:space="preserve">Answer: </w:t>
+      </w:r>
+      <w:r>
+        <w:t xml:space="preserve">Which colonies had battles in 1775? Which in 1776? What changed?</w:t>
       </w:r>
     </w:p>
     <w:p>
@@ -232,7 +407,7 @@
         <w:pBdr>
           <w:bottom w:val="single" w:color="8A949F" w:sz="4" w:space="1"/>
         </w:pBdr>
-        <w:spacing w:before="100" w:line="240"/>
+        <w:spacing w:before="80" w:line="240"/>
       </w:pPr>
       <w:r>
         <w:t xml:space="preserve"/>
@@ -244,7 +419,7 @@
         <w:pBdr>
           <w:bottom w:val="single" w:color="8A949E" w:sz="4" w:space="1"/>
         </w:pBdr>
-        <w:spacing w:before="100" w:line="240"/>
+        <w:spacing w:before="80" w:line="240"/>
       </w:pPr>
       <w:r>
         <w:t xml:space="preserve"/>
@@ -252,11 +427,172 @@
     </w:p>
     <w:p>
       <w:pPr>
-        <w:keepNext/>
+        <w:keepNext w:val="false"/>
         <w:pBdr>
           <w:bottom w:val="single" w:color="8A949F" w:sz="4" w:space="1"/>
         </w:pBdr>
-        <w:spacing w:before="100" w:line="240"/>
+        <w:spacing w:before="80" w:line="240"/>
+      </w:pPr>
+      <w:r>
+        <w:t xml:space="preserve"/>
+      </w:r>
+    </w:p>
+    <w:p>
+      <w:pPr>
+        <w:pStyle w:val="ListParagraph"/>
+        <w:keepNext/>
+        <w:numPr>
+          <w:ilvl w:val="0"/>
+          <w:numId w:val="2"/>
+        </w:numPr>
+        <w:spacing w:after="20" w:before="100"/>
+      </w:pPr>
+      <w:r>
+        <w:rPr>
+          <w:b/>
+          <w:bCs/>
+        </w:rPr>
+        <w:t xml:space="preserve">Why New York?</w:t>
+      </w:r>
+    </w:p>
+    <w:p>
+      <w:pPr>
+        <w:keepNext/>
+        <w:spacing w:after="0"/>
+        <w:ind w:left="360"/>
+      </w:pPr>
+      <w:r>
+        <w:rPr>
+          <w:b/>
+          <w:bCs/>
+          <w:color w:val="00619B"/>
+        </w:rPr>
+        <w:t xml:space="preserve">On the map:</w:t>
+      </w:r>
+    </w:p>
+    <w:p>
+      <w:pPr>
+        <w:keepNext/>
+        <w:spacing w:after="0" w:line="230"/>
+        <w:ind w:left="720" w:hanging="300"/>
+      </w:pPr>
+      <w:r>
+        <w:rPr>
+          <w:sz w:val="22"/>
+          <w:szCs w:val="22"/>
+        </w:rPr>
+        <w:t xml:space="preserve">1.	In Map layers, turn on Key Port Cities in the American Revolution 1775-1781 (inside Revolutionary War Battlefields).</w:t>
+      </w:r>
+    </w:p>
+    <w:p>
+      <w:pPr>
+        <w:keepNext/>
+        <w:spacing w:after="0" w:line="230"/>
+        <w:ind w:left="720" w:hanging="300"/>
+      </w:pPr>
+      <w:r>
+        <w:rPr>
+          <w:sz w:val="22"/>
+          <w:szCs w:val="22"/>
+        </w:rPr>
+        <w:t xml:space="preserve">2.	Use the legend to tell a Major Port City from a smaller Port.</w:t>
+      </w:r>
+    </w:p>
+    <w:p>
+      <w:pPr>
+        <w:keepNext/>
+        <w:spacing w:after="0" w:line="230"/>
+        <w:ind w:left="720" w:hanging="300"/>
+      </w:pPr>
+      <w:r>
+        <w:rPr>
+          <w:sz w:val="22"/>
+          <w:szCs w:val="22"/>
+        </w:rPr>
+        <w:t xml:space="preserve">3.	Find the major ports between Boston and Charleston.</w:t>
+      </w:r>
+    </w:p>
+    <w:p>
+      <w:pPr>
+        <w:keepNext/>
+        <w:spacing w:after="0" w:line="230"/>
+        <w:ind w:left="720" w:hanging="300"/>
+      </w:pPr>
+      <w:r>
+        <w:rPr>
+          <w:sz w:val="22"/>
+          <w:szCs w:val="22"/>
+        </w:rPr>
+        <w:t xml:space="preserve">4.	The layer has no pop-ups, so use the coastline and the battle diamonds nearby to name them.</w:t>
+      </w:r>
+    </w:p>
+    <w:p>
+      <w:pPr>
+        <w:keepNext/>
+        <w:spacing w:after="0" w:line="230"/>
+        <w:ind w:left="720" w:hanging="300"/>
+      </w:pPr>
+      <w:r>
+        <w:rPr>
+          <w:sz w:val="22"/>
+          <w:szCs w:val="22"/>
+        </w:rPr>
+        <w:t xml:space="preserve">5.	Use Measure from New York to Philadelphia and from New York to Boston.</w:t>
+      </w:r>
+    </w:p>
+    <w:p>
+      <w:pPr>
+        <w:keepNext/>
+        <w:spacing w:before="40"/>
+        <w:ind w:left="360"/>
+      </w:pPr>
+      <w:r>
+        <w:rPr>
+          <w:b/>
+          <w:bCs/>
+          <w:color w:val="00619B"/>
+        </w:rPr>
+        <w:t xml:space="preserve">Answer: </w:t>
+      </w:r>
+      <w:r>
+        <w:t xml:space="preserve">Boston and Charleston are major ports: which other major ports lie between them? Looking at the map, what could a navy based at New York reach?</w:t>
+      </w:r>
+    </w:p>
+    <w:p>
+      <w:pPr>
+        <w:keepNext/>
+        <w:spacing w:before="60"/>
+        <w:ind w:left="360"/>
+      </w:pPr>
+      <w:r>
+        <w:t xml:space="preserve">New York to Philadelphia: </w:t>
+      </w:r>
+      <w:r>
+        <w:rPr>
+          <w:u w:val="single"/>
+        </w:rPr>
+        <w:t xml:space="preserve">              </w:t>
+      </w:r>
+      <w:r>
+        <w:t xml:space="preserve"> miles. New York to Boston: </w:t>
+      </w:r>
+      <w:r>
+        <w:rPr>
+          <w:u w:val="single"/>
+        </w:rPr>
+        <w:t xml:space="preserve">              </w:t>
+      </w:r>
+      <w:r>
+        <w:t xml:space="preserve"> miles</w:t>
+      </w:r>
+    </w:p>
+    <w:p>
+      <w:pPr>
+        <w:keepNext/>
+        <w:pBdr>
+          <w:bottom w:val="single" w:color="8A949F" w:sz="4" w:space="1"/>
+        </w:pBdr>
+        <w:spacing w:before="80" w:line="240"/>
       </w:pPr>
       <w:r>
         <w:t xml:space="preserve"/>
@@ -268,7 +604,7 @@
         <w:pBdr>
           <w:bottom w:val="single" w:color="8A949E" w:sz="4" w:space="1"/>
         </w:pBdr>
-        <w:spacing w:before="100" w:line="240"/>
+        <w:spacing w:before="80" w:line="240"/>
       </w:pPr>
       <w:r>
         <w:t xml:space="preserve"/>
@@ -282,36 +618,127 @@
           <w:ilvl w:val="0"/>
           <w:numId w:val="2"/>
         </w:numPr>
-        <w:spacing w:before="160"/>
-      </w:pPr>
-      <w:r>
-        <w:rPr>
-          <w:b/>
-          <w:bCs/>
-        </w:rPr>
-        <w:t xml:space="preserve">Why New York? </w:t>
-      </w:r>
-      <w:r>
-        <w:t xml:space="preserve">In Map layers, turn on Key Port Cities in the American Revolution 1775-1781 (it's inside Revolutionary War Battlefields). Use the legend to tell a Major Port City from a smaller Port. Boston and Charleston are major ports: which other major ports lie between them? The layer has no pop-ups, so use the coastline and the battle diamonds nearby to name them. Measure from New York to Philadelphia and from New York to Boston. Looking at the map, what could a navy based at New York reach?</w:t>
-      </w:r>
-    </w:p>
-    <w:p>
-      <w:pPr>
-        <w:keepNext/>
-        <w:spacing w:before="120"/>
+        <w:spacing w:after="20" w:before="100"/>
+      </w:pPr>
+      <w:r>
+        <w:rPr>
+          <w:b/>
+          <w:bCs/>
+        </w:rPr>
+        <w:t xml:space="preserve">How did 1776 end?</w:t>
+      </w:r>
+    </w:p>
+    <w:p>
+      <w:pPr>
+        <w:keepNext/>
+        <w:spacing w:after="0"/>
         <w:ind w:left="360"/>
       </w:pPr>
       <w:r>
-        <w:t xml:space="preserve">New York to Philadelphia: </w:t>
-      </w:r>
-      <w:r>
-        <w:rPr>
-          <w:u w:val="single"/>
-        </w:rPr>
-        <w:t xml:space="preserve">              </w:t>
-      </w:r>
-      <w:r>
-        <w:t xml:space="preserve"> miles. New York to Boston: </w:t>
+        <w:rPr>
+          <w:b/>
+          <w:bCs/>
+          <w:color w:val="00619B"/>
+        </w:rPr>
+        <w:t xml:space="preserve">On the map:</w:t>
+      </w:r>
+    </w:p>
+    <w:p>
+      <w:pPr>
+        <w:keepNext/>
+        <w:spacing w:after="0" w:line="230"/>
+        <w:ind w:left="720" w:hanging="300"/>
+      </w:pPr>
+      <w:r>
+        <w:rPr>
+          <w:sz w:val="22"/>
+          <w:szCs w:val="22"/>
+        </w:rPr>
+        <w:t xml:space="preserve">1.	Zoom in on New York City until the numbered circles appear.</w:t>
+      </w:r>
+    </w:p>
+    <w:p>
+      <w:pPr>
+        <w:keepNext/>
+        <w:spacing w:after="0" w:line="230"/>
+        <w:ind w:left="720" w:hanging="300"/>
+      </w:pPr>
+      <w:r>
+        <w:rPr>
+          <w:sz w:val="22"/>
+          <w:szCs w:val="22"/>
+        </w:rPr>
+        <w:t xml:space="preserve">2.	Follow circles 4 and 5.</w:t>
+      </w:r>
+    </w:p>
+    <w:p>
+      <w:pPr>
+        <w:keepNext/>
+        <w:spacing w:after="0" w:line="230"/>
+        <w:ind w:left="720" w:hanging="300"/>
+      </w:pPr>
+      <w:r>
+        <w:rPr>
+          <w:sz w:val="22"/>
+          <w:szCs w:val="22"/>
+        </w:rPr>
+        <w:t xml:space="preserve">3.	Click the diamonds for Fort Washington, Fort Lee and Trenton.</w:t>
+      </w:r>
+    </w:p>
+    <w:p>
+      <w:pPr>
+        <w:keepNext/>
+        <w:spacing w:after="0" w:line="230"/>
+        <w:ind w:left="720" w:hanging="300"/>
+      </w:pPr>
+      <w:r>
+        <w:rPr>
+          <w:sz w:val="22"/>
+          <w:szCs w:val="22"/>
+        </w:rPr>
+        <w:t xml:space="preserve">4.	Read each one's dates, and use the legend to see who won.</w:t>
+      </w:r>
+    </w:p>
+    <w:p>
+      <w:pPr>
+        <w:keepNext/>
+        <w:spacing w:after="0" w:line="230"/>
+        <w:ind w:left="720" w:hanging="300"/>
+      </w:pPr>
+      <w:r>
+        <w:rPr>
+          <w:sz w:val="22"/>
+          <w:szCs w:val="22"/>
+        </w:rPr>
+        <w:t xml:space="preserve">5.	Use Measure for the distance from New York City to Trenton.</w:t>
+      </w:r>
+    </w:p>
+    <w:p>
+      <w:pPr>
+        <w:keepNext/>
+        <w:spacing w:before="40"/>
+        <w:ind w:left="360"/>
+      </w:pPr>
+      <w:r>
+        <w:rPr>
+          <w:b/>
+          <w:bCs/>
+          <w:color w:val="00619B"/>
+        </w:rPr>
+        <w:t xml:space="preserve">Answer: </w:t>
+      </w:r>
+      <w:r>
+        <w:t xml:space="preserve">When was each battle fought, and who won?</w:t>
+      </w:r>
+    </w:p>
+    <w:p>
+      <w:pPr>
+        <w:keepNext/>
+        <w:spacing w:before="60"/>
+        <w:ind w:left="360"/>
+      </w:pPr>
+      <w:r>
+        <w:t xml:space="preserve">Measure the distance from New York City to Trenton: </w:t>
       </w:r>
       <w:r>
         <w:rPr>
@@ -329,7 +756,7 @@
         <w:pBdr>
           <w:bottom w:val="single" w:color="8A949F" w:sz="4" w:space="1"/>
         </w:pBdr>
-        <w:spacing w:before="100" w:line="240"/>
+        <w:spacing w:before="80" w:line="240"/>
       </w:pPr>
       <w:r>
         <w:t xml:space="preserve"/>
@@ -337,14 +764,71 @@
     </w:p>
     <w:p>
       <w:pPr>
-        <w:keepNext/>
+        <w:keepNext w:val="false"/>
         <w:pBdr>
           <w:bottom w:val="single" w:color="8A949E" w:sz="4" w:space="1"/>
         </w:pBdr>
-        <w:spacing w:before="100" w:line="240"/>
+        <w:spacing w:before="80" w:line="240"/>
       </w:pPr>
       <w:r>
         <w:t xml:space="preserve"/>
+      </w:r>
+    </w:p>
+    <w:p>
+      <w:pPr>
+        <w:keepNext/>
+        <w:spacing w:before="160"/>
+      </w:pPr>
+      <w:r>
+        <w:rPr>
+          <w:b/>
+          <w:bCs/>
+        </w:rPr>
+        <w:t xml:space="preserve">Your answer: </w:t>
+      </w:r>
+      <w:r>
+        <w:t xml:space="preserve">Answer the big question using evidence from at least two places on the map. You can write a paragraph, sketch on the map, or both.</w:t>
+      </w:r>
+    </w:p>
+    <w:p>
+      <w:pPr>
+        <w:keepNext/>
+        <w:pBdr>
+          <w:bottom w:val="single" w:color="8A949F" w:sz="4" w:space="1"/>
+        </w:pBdr>
+        <w:spacing w:before="80" w:line="240"/>
+      </w:pPr>
+      <w:r>
+        <w:t xml:space="preserve"/>
+      </w:r>
+    </w:p>
+    <w:p>
+      <w:pPr>
+        <w:keepNext w:val="false"/>
+        <w:pBdr>
+          <w:bottom w:val="single" w:color="8A949E" w:sz="4" w:space="1"/>
+        </w:pBdr>
+        <w:spacing w:before="80" w:line="240"/>
+      </w:pPr>
+      <w:r>
+        <w:t xml:space="preserve"/>
+      </w:r>
+    </w:p>
+    <w:p>
+      <w:pPr>
+        <w:pStyle w:val="Heading2"/>
+        <w:spacing w:after="20" w:before="80"/>
+      </w:pPr>
+      <w:r>
+        <w:t xml:space="preserve">Looking back</w:t>
+      </w:r>
+    </w:p>
+    <w:p>
+      <w:pPr>
+        <w:keepNext/>
+      </w:pPr>
+      <w:r>
+        <w:t xml:space="preserve">What did the map show you about 1775–1776 that you might not have noticed from reading alone?</w:t>
       </w:r>
     </w:p>
     <w:p>
@@ -353,7 +837,7 @@
         <w:pBdr>
           <w:bottom w:val="single" w:color="8A949F" w:sz="4" w:space="1"/>
         </w:pBdr>
-        <w:spacing w:before="100" w:line="240"/>
+        <w:spacing w:before="80" w:line="240"/>
       </w:pPr>
       <w:r>
         <w:t xml:space="preserve"/>
@@ -361,166 +845,14 @@
     </w:p>
     <w:p>
       <w:pPr>
-        <w:pStyle w:val="ListParagraph"/>
-        <w:keepNext/>
-        <w:numPr>
-          <w:ilvl w:val="0"/>
-          <w:numId w:val="2"/>
-        </w:numPr>
-        <w:spacing w:before="160"/>
-      </w:pPr>
-      <w:r>
-        <w:rPr>
-          <w:b/>
-          <w:bCs/>
-        </w:rPr>
-        <w:t xml:space="preserve">How did 1776 end? </w:t>
-      </w:r>
-      <w:r>
-        <w:t xml:space="preserve">Zoom in on New York City until the numbered circles appear, then follow circles 4 and 5. Click the diamonds for Fort Washington, Fort Lee and Trenton. When was each fought, and who won?</w:t>
-      </w:r>
-    </w:p>
-    <w:p>
-      <w:pPr>
-        <w:keepNext/>
-        <w:spacing w:before="120"/>
-        <w:ind w:left="360"/>
-      </w:pPr>
-      <w:r>
-        <w:t xml:space="preserve">Measure the distance from New York City to Trenton: </w:t>
-      </w:r>
-      <w:r>
-        <w:rPr>
-          <w:u w:val="single"/>
-        </w:rPr>
-        <w:t xml:space="preserve">              </w:t>
-      </w:r>
-      <w:r>
-        <w:t xml:space="preserve"> miles</w:t>
-      </w:r>
-    </w:p>
-    <w:p>
-      <w:pPr>
-        <w:keepNext/>
-        <w:pBdr>
-          <w:bottom w:val="single" w:color="8A949F" w:sz="4" w:space="1"/>
-        </w:pBdr>
-        <w:spacing w:before="100" w:line="240"/>
-      </w:pPr>
-      <w:r>
-        <w:t xml:space="preserve"/>
-      </w:r>
-    </w:p>
-    <w:p>
-      <w:pPr>
-        <w:keepNext w:val="false"/>
-        <w:pBdr>
-          <w:bottom w:val="single" w:color="8A949E" w:sz="4" w:space="1"/>
-        </w:pBdr>
-        <w:spacing w:before="100" w:line="240"/>
-      </w:pPr>
-      <w:r>
-        <w:t xml:space="preserve"/>
-      </w:r>
-    </w:p>
-    <w:p>
-      <w:pPr>
-        <w:keepNext/>
-        <w:spacing w:before="320"/>
-      </w:pPr>
-      <w:r>
-        <w:rPr>
-          <w:b/>
-          <w:bCs/>
-        </w:rPr>
-        <w:t xml:space="preserve">Your answer: </w:t>
-      </w:r>
-      <w:r>
-        <w:t xml:space="preserve">Answer the big question using evidence from at least two places on the map. You can write a paragraph, sketch on the map, or both.</w:t>
-      </w:r>
-    </w:p>
-    <w:p>
-      <w:pPr>
-        <w:keepNext/>
-        <w:pBdr>
-          <w:bottom w:val="single" w:color="8A949F" w:sz="4" w:space="1"/>
-        </w:pBdr>
-        <w:spacing w:before="100" w:line="240"/>
-      </w:pPr>
-      <w:r>
-        <w:t xml:space="preserve"/>
-      </w:r>
-    </w:p>
-    <w:p>
-      <w:pPr>
-        <w:keepNext/>
-        <w:pBdr>
-          <w:bottom w:val="single" w:color="8A949E" w:sz="4" w:space="1"/>
-        </w:pBdr>
-        <w:spacing w:before="100" w:line="240"/>
-      </w:pPr>
-      <w:r>
-        <w:t xml:space="preserve"/>
-      </w:r>
-    </w:p>
-    <w:p>
-      <w:pPr>
-        <w:keepNext w:val="false"/>
-        <w:pBdr>
-          <w:bottom w:val="single" w:color="8A949F" w:sz="4" w:space="1"/>
-        </w:pBdr>
-        <w:spacing w:before="100" w:line="240"/>
-      </w:pPr>
-      <w:r>
-        <w:t xml:space="preserve"/>
-      </w:r>
-    </w:p>
-    <w:p>
-      <w:pPr>
-        <w:pStyle w:val="Heading2"/>
-      </w:pPr>
-      <w:r>
-        <w:t xml:space="preserve">Looking back</w:t>
-      </w:r>
-    </w:p>
-    <w:p>
-      <w:pPr>
-        <w:keepNext/>
-      </w:pPr>
-      <w:r>
-        <w:t xml:space="preserve">What did the map show you about 1775–1776 that you might not have noticed from reading alone?</w:t>
-      </w:r>
-    </w:p>
-    <w:p>
-      <w:pPr>
-        <w:keepNext/>
-        <w:pBdr>
-          <w:bottom w:val="single" w:color="8A949F" w:sz="4" w:space="1"/>
-        </w:pBdr>
-        <w:spacing w:before="100" w:line="240"/>
-      </w:pPr>
-      <w:r>
-        <w:t xml:space="preserve"/>
-      </w:r>
-    </w:p>
-    <w:p>
-      <w:pPr>
-        <w:keepNext w:val="false"/>
-        <w:pBdr>
-          <w:bottom w:val="single" w:color="8A949E" w:sz="4" w:space="1"/>
-        </w:pBdr>
-        <w:spacing w:before="100" w:line="240"/>
-      </w:pPr>
-      <w:r>
-        <w:t xml:space="preserve"/>
-      </w:r>
-    </w:p>
-    <w:p>
-      <w:pPr>
         <w:pStyle w:val="Credits"/>
-        <w:spacing w:before="120"/>
-      </w:pPr>
-      <w:r>
+        <w:spacing w:before="60" w:line="190"/>
+      </w:pPr>
+      <w:r>
+        <w:rPr>
+          <w:sz w:val="16"/>
+          <w:szCs w:val="16"/>
+        </w:rPr>
         <w:t xml:space="preserve">Map data: American Battlefield Trust; National Park Service, American Battlefield Protection Program; Chris Bunin and Peter Trentacoste (2026), from National Park Service, US Army Center of Military History and Library of Congress sources; National Geographic Society and Virginia Geographic Alliance, from the Historical Atlas of the United States (1988); Jay Feyerabend, master's thesis, James Madison University (2021).</w:t>
       </w:r>
     </w:p>
@@ -583,7 +915,7 @@
       <w:pStyle w:val="Credits"/>
     </w:pPr>
     <w:r>
-      <w:t xml:space="preserve">1775–1776 Revolutionary Battles, 0.6.1.</w:t>
+      <w:t xml:space="preserve">1775–1776 Revolutionary Battles, 0.7.0.</w:t>
     </w:r>
   </w:p>
 </w:ftr>

--- a/resources/dist/sheets/revolutionary-battles-1775-1776-student-sheet-en.docx
+++ b/resources/dist/sheets/revolutionary-battles-1775-1776-student-sheet-en.docx
@@ -64,7 +64,7 @@
         </w:rPr>
         <w:t xml:space="preserve">Open the map in MapMaker: </w:t>
       </w:r>
-      <w:hyperlink w:history="1" r:id="rIdlvjpht0ewtizo8qcqlru0">
+      <w:hyperlink w:history="1" r:id="rId9nqai2vweuexi791fcvkz">
         <w:r>
           <w:rPr>
             <w:i/>
@@ -915,7 +915,7 @@
       <w:pStyle w:val="Credits"/>
     </w:pPr>
     <w:r>
-      <w:t xml:space="preserve">1775–1776 Revolutionary Battles, 0.7.0.</w:t>
+      <w:t xml:space="preserve">1775–1776 Revolutionary Battles, 0.8.0.</w:t>
     </w:r>
   </w:p>
 </w:ftr>

--- a/resources/dist/sheets/revolutionary-battles-1775-1776-student-sheet-en.docx
+++ b/resources/dist/sheets/revolutionary-battles-1775-1776-student-sheet-en.docx
@@ -64,7 +64,7 @@
         </w:rPr>
         <w:t xml:space="preserve">Open the map in MapMaker: </w:t>
       </w:r>
-      <w:hyperlink w:history="1" r:id="rId9nqai2vweuexi791fcvkz">
+      <w:hyperlink w:history="1" r:id="rId33rhhen7fiabh0rrr7sff">
         <w:r>
           <w:rPr>
             <w:i/>

--- a/resources/dist/sheets/revolutionary-battles-1775-1776-student-sheet-en.docx
+++ b/resources/dist/sheets/revolutionary-battles-1775-1776-student-sheet-en.docx
@@ -64,7 +64,7 @@
         </w:rPr>
         <w:t xml:space="preserve">Open the map in MapMaker: </w:t>
       </w:r>
-      <w:hyperlink w:history="1" r:id="rId33rhhen7fiabh0rrr7sff">
+      <w:hyperlink w:history="1" r:id="rIdikuyedgou1ep-orbfyvpp">
         <w:r>
           <w:rPr>
             <w:i/>

--- a/resources/dist/sheets/revolutionary-battles-1775-1776-student-sheet-en.docx
+++ b/resources/dist/sheets/revolutionary-battles-1775-1776-student-sheet-en.docx
@@ -62,9 +62,9 @@
           <w:i/>
           <w:iCs/>
         </w:rPr>
-        <w:t xml:space="preserve">Open the map in MapMaker: </w:t>
-      </w:r>
-      <w:hyperlink w:history="1" r:id="rIdikuyedgou1ep-orbfyvpp">
+        <w:t xml:space="preserve">Open the map: </w:t>
+      </w:r>
+      <w:hyperlink w:history="1" r:id="rIdy1jkgxy5aaic0bjzixw2a">
         <w:r>
           <w:rPr>
             <w:i/>
@@ -82,7 +82,7 @@
         <w:spacing w:after="160"/>
       </w:pPr>
       <w:r>
-        <w:t xml:space="preserve">Map address: https://mpmkr.maps.arcgis.com/apps/instant/atlas/index.html?appid=0cd1cdee853c413a84bfe4b9a6931f0d&amp;webmap=bda07736a1b9425ea19fdde282088bd6</w:t>
+        <w:t xml:space="preserve">Map address: https://www.arcgis.com/apps/instant/atlas/index.html?appid=0cd1cdee853c413a84bfe4b9a6931f0d&amp;webmap=bda07736a1b9425ea19fdde282088bd6</w:t>
       </w:r>
     </w:p>
     <w:p>

--- a/resources/dist/sheets/revolutionary-battles-1775-1776-student-sheet-en.docx
+++ b/resources/dist/sheets/revolutionary-battles-1775-1776-student-sheet-en.docx
@@ -64,7 +64,7 @@
         </w:rPr>
         <w:t xml:space="preserve">Open the map: </w:t>
       </w:r>
-      <w:hyperlink w:history="1" r:id="rIdy1jkgxy5aaic0bjzixw2a">
+      <w:hyperlink w:history="1" r:id="rId8qrrzmlahspgxjtfjrcmz">
         <w:r>
           <w:rPr>
             <w:i/>

--- a/resources/dist/sheets/revolutionary-battles-1775-1776-student-sheet-en.docx
+++ b/resources/dist/sheets/revolutionary-battles-1775-1776-student-sheet-en.docx
@@ -64,7 +64,7 @@
         </w:rPr>
         <w:t xml:space="preserve">Open the map: </w:t>
       </w:r>
-      <w:hyperlink w:history="1" r:id="rId8qrrzmlahspgxjtfjrcmz">
+      <w:hyperlink w:history="1" r:id="rIdyiqzctzehmjuwrvdbeqq9">
         <w:r>
           <w:rPr>
             <w:i/>

--- a/resources/dist/sheets/revolutionary-battles-1775-1776-student-sheet-en.docx
+++ b/resources/dist/sheets/revolutionary-battles-1775-1776-student-sheet-en.docx
@@ -64,7 +64,7 @@
         </w:rPr>
         <w:t xml:space="preserve">Open the map: </w:t>
       </w:r>
-      <w:hyperlink w:history="1" r:id="rIdyiqzctzehmjuwrvdbeqq9">
+      <w:hyperlink w:history="1" r:id="rIdwj_dil95ydqgbgqcn23nv">
         <w:r>
           <w:rPr>
             <w:i/>
@@ -915,7 +915,7 @@
       <w:pStyle w:val="Credits"/>
     </w:pPr>
     <w:r>
-      <w:t xml:space="preserve">1775–1776 Revolutionary Battles, 0.8.0.</w:t>
+      <w:t xml:space="preserve">1775–1776 Revolutionary Battles, 0.8.1.</w:t>
     </w:r>
   </w:p>
 </w:ftr>

--- a/resources/dist/sheets/revolutionary-battles-1775-1776-student-sheet-en.docx
+++ b/resources/dist/sheets/revolutionary-battles-1775-1776-student-sheet-en.docx
@@ -55,7 +55,7 @@
     </w:p>
     <w:p>
       <w:pPr>
-        <w:spacing w:after="40"/>
+        <w:spacing w:after="160"/>
       </w:pPr>
       <w:r>
         <w:rPr>
@@ -64,7 +64,7 @@
         </w:rPr>
         <w:t xml:space="preserve">Open the map: </w:t>
       </w:r>
-      <w:hyperlink w:history="1" r:id="rIdwj_dil95ydqgbgqcn23nv">
+      <w:hyperlink w:history="1" r:id="rId495ez2ezxkwezf0w0tvc3">
         <w:r>
           <w:rPr>
             <w:i/>
@@ -78,15 +78,6 @@
     </w:p>
     <w:p>
       <w:pPr>
-        <w:pStyle w:val="Credits"/>
-        <w:spacing w:after="160"/>
-      </w:pPr>
-      <w:r>
-        <w:t xml:space="preserve">Map address: https://www.arcgis.com/apps/instant/atlas/index.html?appid=0cd1cdee853c413a84bfe4b9a6931f0d&amp;webmap=bda07736a1b9425ea19fdde282088bd6</w:t>
-      </w:r>
-    </w:p>
-    <w:p>
-      <w:pPr>
         <w:pStyle w:val="Heading2"/>
         <w:spacing w:after="20" w:before="80"/>
       </w:pPr>
@@ -841,19 +832,6 @@
       </w:pPr>
       <w:r>
         <w:t xml:space="preserve"/>
-      </w:r>
-    </w:p>
-    <w:p>
-      <w:pPr>
-        <w:pStyle w:val="Credits"/>
-        <w:spacing w:before="60" w:line="190"/>
-      </w:pPr>
-      <w:r>
-        <w:rPr>
-          <w:sz w:val="16"/>
-          <w:szCs w:val="16"/>
-        </w:rPr>
-        <w:t xml:space="preserve">Map data: American Battlefield Trust; National Park Service, American Battlefield Protection Program; Chris Bunin and Peter Trentacoste (2026), from National Park Service, US Army Center of Military History and Library of Congress sources; National Geographic Society and Virginia Geographic Alliance, from the Historical Atlas of the United States (1988); Jay Feyerabend, master's thesis, James Madison University (2021).</w:t>
       </w:r>
     </w:p>
     <w:sectPr>

--- a/resources/dist/sheets/revolutionary-battles-1775-1776-student-sheet-en.docx
+++ b/resources/dist/sheets/revolutionary-battles-1775-1776-student-sheet-en.docx
@@ -64,7 +64,7 @@
         </w:rPr>
         <w:t xml:space="preserve">Open the map: </w:t>
       </w:r>
-      <w:hyperlink w:history="1" r:id="rId495ez2ezxkwezf0w0tvc3">
+      <w:hyperlink w:history="1" r:id="rIdmk1ji7mcvtjzmuu8-dlrf">
         <w:r>
           <w:rPr>
             <w:i/>
@@ -357,21 +357,21 @@
           <w:sz w:val="22"/>
           <w:szCs w:val="22"/>
         </w:rPr>
-        <w:t xml:space="preserve">2.	Click each diamond and write its name under the year it was fought.</w:t>
-      </w:r>
-    </w:p>
-    <w:p>
-      <w:pPr>
-        <w:keepNext/>
-        <w:spacing w:after="0" w:line="230"/>
-        <w:ind w:left="720" w:hanging="300"/>
-      </w:pPr>
-      <w:r>
-        <w:rPr>
-          <w:sz w:val="22"/>
-          <w:szCs w:val="22"/>
-        </w:rPr>
-        <w:t xml:space="preserve">3.	Use the legend to mark who won each battle.</w:t>
+        <w:t xml:space="preserve">2.	Click the diamonds and read each one's date line to see its year.</w:t>
+      </w:r>
+    </w:p>
+    <w:p>
+      <w:pPr>
+        <w:keepNext/>
+        <w:spacing w:after="0" w:line="230"/>
+        <w:ind w:left="720" w:hanging="300"/>
+      </w:pPr>
+      <w:r>
+        <w:rPr>
+          <w:sz w:val="22"/>
+          <w:szCs w:val="22"/>
+        </w:rPr>
+        <w:t xml:space="preserve">3.	Click the colony under each group of diamonds to read its name, and use the legend to see who won.</w:t>
       </w:r>
     </w:p>
     <w:p>
@@ -893,7 +893,7 @@
       <w:pStyle w:val="Credits"/>
     </w:pPr>
     <w:r>
-      <w:t xml:space="preserve">1775–1776 Revolutionary Battles, 0.8.1.</w:t>
+      <w:t xml:space="preserve">1775–1776 Revolutionary Battles, 0.9.0.</w:t>
     </w:r>
   </w:p>
 </w:ftr>

--- a/resources/dist/sheets/revolutionary-battles-1775-1776-student-sheet-en.docx
+++ b/resources/dist/sheets/revolutionary-battles-1775-1776-student-sheet-en.docx
@@ -64,7 +64,7 @@
         </w:rPr>
         <w:t xml:space="preserve">Open the map: </w:t>
       </w:r>
-      <w:hyperlink w:history="1" r:id="rIdmk1ji7mcvtjzmuu8-dlrf">
+      <w:hyperlink w:history="1" r:id="rIdnm3ddm1msokjz_leo3mo2">
         <w:r>
           <w:rPr>
             <w:i/>
@@ -893,7 +893,7 @@
       <w:pStyle w:val="Credits"/>
     </w:pPr>
     <w:r>
-      <w:t xml:space="preserve">1775–1776 Revolutionary Battles, 0.9.0.</w:t>
+      <w:t xml:space="preserve">1775–1776 Revolutionary Battles, 0.9.1.</w:t>
     </w:r>
   </w:p>
 </w:ftr>

--- a/resources/dist/sheets/revolutionary-battles-1775-1776-student-sheet-en.docx
+++ b/resources/dist/sheets/revolutionary-battles-1775-1776-student-sheet-en.docx
@@ -64,7 +64,7 @@
         </w:rPr>
         <w:t xml:space="preserve">Open the map: </w:t>
       </w:r>
-      <w:hyperlink w:history="1" r:id="rIdnm3ddm1msokjz_leo3mo2">
+      <w:hyperlink w:history="1" r:id="rIdipzzkte4xl6tno5xunot2">
         <w:r>
           <w:rPr>
             <w:i/>

--- a/resources/dist/sheets/revolutionary-battles-1775-1776-student-sheet-en.docx
+++ b/resources/dist/sheets/revolutionary-battles-1775-1776-student-sheet-en.docx
@@ -64,7 +64,7 @@
         </w:rPr>
         <w:t xml:space="preserve">Open the map: </w:t>
       </w:r>
-      <w:hyperlink w:history="1" r:id="rIdipzzkte4xl6tno5xunot2">
+      <w:hyperlink w:history="1" r:id="rIdz7ulgmlie9ffjyyu_8wb-">
         <w:r>
           <w:rPr>
             <w:i/>

--- a/resources/dist/sheets/revolutionary-battles-1775-1776-student-sheet-en.docx
+++ b/resources/dist/sheets/revolutionary-battles-1775-1776-student-sheet-en.docx
@@ -64,7 +64,7 @@
         </w:rPr>
         <w:t xml:space="preserve">Open the map: </w:t>
       </w:r>
-      <w:hyperlink w:history="1" r:id="rIdz7ulgmlie9ffjyyu_8wb-">
+      <w:hyperlink w:history="1" r:id="rIdfmaaljtvbztod7ocubjxr">
         <w:r>
           <w:rPr>
             <w:i/>
